--- a/backend/private/firm/MLLI.docx
+++ b/backend/private/firm/MLLI.docx
@@ -1,6 +1,6 @@
 
 <file path=word/document.xml><?xml version="1.0" encoding="utf-8"?>
-<w:document xmlns:wpc="http://schemas.microsoft.com/office/word/2010/wordprocessingCanvas" xmlns:cx="http://schemas.microsoft.com/office/drawing/2014/chartex" xmlns:cx1="http://schemas.microsoft.com/office/drawing/2015/9/8/chartex" xmlns:cx2="http://schemas.microsoft.com/office/drawing/2015/10/21/chartex" xmlns:cx3="http://schemas.microsoft.com/office/drawing/2016/5/9/chartex" xmlns:cx4="http://schemas.microsoft.com/office/drawing/2016/5/10/chartex" xmlns:cx5="http://schemas.microsoft.com/office/drawing/2016/5/11/chartex" xmlns:cx6="http://schemas.microsoft.com/office/drawing/2016/5/12/chartex" xmlns:cx7="http://schemas.microsoft.com/office/drawing/2016/5/13/chartex" xmlns:cx8="http://schemas.microsoft.com/office/drawing/2016/5/14/chartex" xmlns:mc="http://schemas.openxmlformats.org/markup-compatibility/2006" xmlns:aink="http://schemas.microsoft.com/office/drawing/2016/ink" xmlns:am3d="http://schemas.microsoft.com/office/drawing/2017/model3d" xmlns:o="urn:schemas-microsoft-com:office:office" xmlns:r="http://schemas.openxmlformats.org/officeDocument/2006/relationships" xmlns:m="http://schemas.openxmlformats.org/officeDocument/2006/math" xmlns:v="urn:schemas-microsoft-com:vml" xmlns:wp14="http://schemas.microsoft.com/office/word/2010/wordprocessingDrawing" xmlns:wp="http://schemas.openxmlformats.org/drawingml/2006/wordprocessingDrawing" xmlns:w10="urn:schemas-microsoft-com:office:word" xmlns:w="http://schemas.openxmlformats.org/wordprocessingml/2006/main" xmlns:w14="http://schemas.microsoft.com/office/word/2010/wordml" xmlns:w15="http://schemas.microsoft.com/office/word/2012/wordml" xmlns:w16cex="http://schemas.microsoft.com/office/word/2018/wordml/cex" xmlns:w16cid="http://schemas.microsoft.com/office/word/2016/wordml/cid" xmlns:w16="http://schemas.microsoft.com/office/word/2018/wordml" xmlns:w16se="http://schemas.microsoft.com/office/word/2015/wordml/symex" xmlns:wpg="http://schemas.microsoft.com/office/word/2010/wordprocessingGroup" xmlns:wpi="http://schemas.microsoft.com/office/word/2010/wordprocessingInk" xmlns:wne="http://schemas.microsoft.com/office/word/2006/wordml" xmlns:wps="http://schemas.microsoft.com/office/word/2010/wordprocessingShape" mc:Ignorable="w14 w15 w16se w16cid w16 w16cex wp14">
+<w:document xmlns:wpc="http://schemas.microsoft.com/office/word/2010/wordprocessingCanvas" xmlns:cx="http://schemas.microsoft.com/office/drawing/2014/chartex" xmlns:cx1="http://schemas.microsoft.com/office/drawing/2015/9/8/chartex" xmlns:cx2="http://schemas.microsoft.com/office/drawing/2015/10/21/chartex" xmlns:cx3="http://schemas.microsoft.com/office/drawing/2016/5/9/chartex" xmlns:cx4="http://schemas.microsoft.com/office/drawing/2016/5/10/chartex" xmlns:cx5="http://schemas.microsoft.com/office/drawing/2016/5/11/chartex" xmlns:cx6="http://schemas.microsoft.com/office/drawing/2016/5/12/chartex" xmlns:cx7="http://schemas.microsoft.com/office/drawing/2016/5/13/chartex" xmlns:cx8="http://schemas.microsoft.com/office/drawing/2016/5/14/chartex" xmlns:mc="http://schemas.openxmlformats.org/markup-compatibility/2006" xmlns:aink="http://schemas.microsoft.com/office/drawing/2016/ink" xmlns:am3d="http://schemas.microsoft.com/office/drawing/2017/model3d" xmlns:o="urn:schemas-microsoft-com:office:office" xmlns:oel="http://schemas.microsoft.com/office/2019/extlst" xmlns:r="http://schemas.openxmlformats.org/officeDocument/2006/relationships" xmlns:m="http://schemas.openxmlformats.org/officeDocument/2006/math" xmlns:v="urn:schemas-microsoft-com:vml" xmlns:wp14="http://schemas.microsoft.com/office/word/2010/wordprocessingDrawing" xmlns:wp="http://schemas.openxmlformats.org/drawingml/2006/wordprocessingDrawing" xmlns:w10="urn:schemas-microsoft-com:office:word" xmlns:w="http://schemas.openxmlformats.org/wordprocessingml/2006/main" xmlns:w14="http://schemas.microsoft.com/office/word/2010/wordml" xmlns:w15="http://schemas.microsoft.com/office/word/2012/wordml" xmlns:w16cex="http://schemas.microsoft.com/office/word/2018/wordml/cex" xmlns:w16cid="http://schemas.microsoft.com/office/word/2016/wordml/cid" xmlns:w16="http://schemas.microsoft.com/office/word/2018/wordml" xmlns:w16du="http://schemas.microsoft.com/office/word/2023/wordml/word16du" xmlns:w16sdtdh="http://schemas.microsoft.com/office/word/2020/wordml/sdtdatahash" xmlns:w16se="http://schemas.microsoft.com/office/word/2015/wordml/symex" xmlns:wpg="http://schemas.microsoft.com/office/word/2010/wordprocessingGroup" xmlns:wpi="http://schemas.microsoft.com/office/word/2010/wordprocessingInk" xmlns:wne="http://schemas.microsoft.com/office/word/2006/wordml" xmlns:wps="http://schemas.microsoft.com/office/word/2010/wordprocessingShape" mc:Ignorable="w14 w15 w16se w16cid w16 w16cex w16sdtdh w16du wp14">
   <w:body>
     <w:p>
       <w:pPr>
@@ -175,7 +175,7 @@
                 <v:stroke joinstyle="miter"/>
                 <v:path gradientshapeok="t" o:connecttype="rect"/>
               </v:shapetype>
-              <v:shape id="Text Box 1894" o:spid="_x0000_s1026" type="#_x0000_t202" style="position:absolute;margin-left:89.2pt;margin-top:391.15pt;width:425.15pt;height:101pt;z-index:-251685376;visibility:visible;mso-wrap-style:square;mso-width-percent:0;mso-height-percent:0;mso-wrap-distance-left:9pt;mso-wrap-distance-top:0;mso-wrap-distance-right:9pt;mso-wrap-distance-bottom:0;mso-position-horizontal:absolute;mso-position-horizontal-relative:page;mso-position-vertical:absolute;mso-position-vertical-relative:page;mso-width-percent:0;mso-height-percent:0;mso-width-relative:page;mso-height-relative:page;v-text-anchor:top" o:gfxdata="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" filled="f" stroked="f">
+              <v:shape id="Text Box 1894" o:spid="_x0000_s1026" type="#_x0000_t202" style="position:absolute;margin-left:89.2pt;margin-top:391.15pt;width:425.15pt;height:101pt;z-index:-251685376;visibility:visible;mso-wrap-style:square;mso-width-percent:0;mso-height-percent:0;mso-wrap-distance-left:9pt;mso-wrap-distance-top:0;mso-wrap-distance-right:9pt;mso-wrap-distance-bottom:0;mso-position-horizontal:absolute;mso-position-horizontal-relative:page;mso-position-vertical:absolute;mso-position-vertical-relative:page;mso-width-percent:0;mso-height-percent:0;mso-width-relative:page;mso-height-relative:page;v-text-anchor:top" o:gfxdata="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" filled="f" stroked="f">
                 <v:textbox inset="0,0,0,0">
                   <w:txbxContent>
                     <w:p>
@@ -346,7 +346,7 @@
                               <w:rPr>
                                 <w:noProof/>
                               </w:rPr>
-                              <w:t>2021.09.14.</w:t>
+                              <w:t>2024.06.28.</w:t>
                             </w:r>
                             <w:r>
                               <w:fldChar w:fldCharType="end"/>
@@ -371,7 +371,11 @@
           </mc:Choice>
           <mc:Fallback>
             <w:pict>
-              <v:shape w14:anchorId="4E1EE1C7" id="Text Box 1893" o:spid="_x0000_s1027" type="#_x0000_t202" style="position:absolute;margin-left:89.6pt;margin-top:498.95pt;width:141.7pt;height:14pt;z-index:-251681280;visibility:visible;mso-wrap-style:square;mso-width-percent:0;mso-height-percent:0;mso-wrap-distance-left:9pt;mso-wrap-distance-top:0;mso-wrap-distance-right:9pt;mso-wrap-distance-bottom:0;mso-position-horizontal:absolute;mso-position-horizontal-relative:page;mso-position-vertical:absolute;mso-position-vertical-relative:page;mso-width-percent:0;mso-height-percent:0;mso-width-relative:page;mso-height-relative:page;v-text-anchor:top" o:gfxdata="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" filled="f" stroked="f">
+              <v:shapetype w14:anchorId="4E1EE1C7" id="_x0000_t202" coordsize="21600,21600" o:spt="202" path="m,l,21600r21600,l21600,xe">
+                <v:stroke joinstyle="miter"/>
+                <v:path gradientshapeok="t" o:connecttype="rect"/>
+              </v:shapetype>
+              <v:shape id="Text Box 1893" o:spid="_x0000_s1027" type="#_x0000_t202" style="position:absolute;margin-left:89.6pt;margin-top:498.95pt;width:141.7pt;height:14pt;z-index:-251681280;visibility:visible;mso-wrap-style:square;mso-width-percent:0;mso-height-percent:0;mso-wrap-distance-left:9pt;mso-wrap-distance-top:0;mso-wrap-distance-right:9pt;mso-wrap-distance-bottom:0;mso-position-horizontal:absolute;mso-position-horizontal-relative:page;mso-position-vertical:absolute;mso-position-vertical-relative:page;mso-width-percent:0;mso-height-percent:0;mso-width-relative:page;mso-height-relative:page;v-text-anchor:top" o:gfxdata="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" filled="f" stroked="f">
                 <v:textbox inset="0,0,0,0">
                   <w:txbxContent>
                     <w:p>
@@ -388,7 +392,7 @@
                         <w:rPr>
                           <w:noProof/>
                         </w:rPr>
-                        <w:t>2021.09.14.</w:t>
+                        <w:t>2024.06.28.</w:t>
                       </w:r>
                       <w:r>
                         <w:fldChar w:fldCharType="end"/>
@@ -486,36 +490,32 @@
                                 <w:rStyle w:val="Ajnlatreszere"/>
                               </w:rPr>
                             </w:pPr>
+                            <w:proofErr w:type="gramStart"/>
                             <w:r>
                               <w:rPr>
                                 <w:rStyle w:val="xycgrszre"/>
-                                <w:highlight w:val="yellow"/>
                               </w:rPr>
-                              <w:t xml:space="preserve">a(z) </w:t>
+                              <w:t>a</w:t>
+                            </w:r>
+                            <w:r>
+                              <w:rPr>
+                                <w:rStyle w:val="xycgrszre"/>
+                              </w:rPr>
+                              <w:t>{</w:t>
+                            </w:r>
+                            <w:proofErr w:type="gramEnd"/>
+                            <w:r>
+                              <w:rPr>
+                                <w:rStyle w:val="xycgrszre"/>
+                              </w:rPr>
+                              <w:t xml:space="preserve">z </w:t>
                             </w:r>
                             <w:proofErr w:type="spellStart"/>
                             <w:r>
                               <w:rPr>
                                 <w:rStyle w:val="xycgrszre"/>
-                                <w:highlight w:val="yellow"/>
                               </w:rPr>
                               <w:t>xy</w:t>
-                            </w:r>
-                            <w:proofErr w:type="spellEnd"/>
-                            <w:r>
-                              <w:rPr>
-                                <w:rStyle w:val="xycgrszre"/>
-                                <w:highlight w:val="yellow"/>
-                              </w:rPr>
-                              <w:t xml:space="preserve"> </w:t>
-                            </w:r>
-                            <w:proofErr w:type="spellStart"/>
-                            <w:r>
-                              <w:rPr>
-                                <w:rStyle w:val="xycgrszre"/>
-                                <w:highlight w:val="yellow"/>
-                              </w:rPr>
-                              <w:t>cég</w:t>
                             </w:r>
                             <w:proofErr w:type="spellEnd"/>
                             <w:r>
@@ -528,7 +528,26 @@
                             <w:r>
                               <w:rPr>
                                 <w:rStyle w:val="xycgrszre"/>
-                                <w:highlight w:val="yellow"/>
+                              </w:rPr>
+                              <w:t>cég</w:t>
+                            </w:r>
+                            <w:proofErr w:type="spellEnd"/>
+                            <w:r>
+                              <w:rPr>
+                                <w:rStyle w:val="xycgrszre"/>
+                              </w:rPr>
+                              <w:t>}</w:t>
+                            </w:r>
+                            <w:r>
+                              <w:rPr>
+                                <w:rStyle w:val="xycgrszre"/>
+                              </w:rPr>
+                              <w:t xml:space="preserve"> </w:t>
+                            </w:r>
+                            <w:proofErr w:type="spellStart"/>
+                            <w:r>
+                              <w:rPr>
+                                <w:rStyle w:val="xycgrszre"/>
                               </w:rPr>
                               <w:t>részére</w:t>
                             </w:r>
@@ -553,7 +572,7 @@
           </mc:Choice>
           <mc:Fallback>
             <w:pict>
-              <v:shape w14:anchorId="5A092498" id="Text Box 1895" o:spid="_x0000_s1028" type="#_x0000_t202" style="position:absolute;margin-left:89.6pt;margin-top:208.4pt;width:425.15pt;height:148pt;z-index:-251686400;visibility:visible;mso-wrap-style:square;mso-width-percent:0;mso-height-percent:0;mso-wrap-distance-left:9pt;mso-wrap-distance-top:0;mso-wrap-distance-right:9pt;mso-wrap-distance-bottom:0;mso-position-horizontal:absolute;mso-position-horizontal-relative:page;mso-position-vertical:absolute;mso-position-vertical-relative:page;mso-width-percent:0;mso-height-percent:0;mso-width-relative:page;mso-height-relative:page;v-text-anchor:top" o:gfxdata="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" filled="f" stroked="f">
+              <v:shape w14:anchorId="5A092498" id="Text Box 1895" o:spid="_x0000_s1028" type="#_x0000_t202" style="position:absolute;margin-left:89.6pt;margin-top:208.4pt;width:425.15pt;height:148pt;z-index:-251686400;visibility:visible;mso-wrap-style:square;mso-width-percent:0;mso-height-percent:0;mso-wrap-distance-left:9pt;mso-wrap-distance-top:0;mso-wrap-distance-right:9pt;mso-wrap-distance-bottom:0;mso-position-horizontal:absolute;mso-position-horizontal-relative:page;mso-position-vertical:absolute;mso-position-vertical-relative:page;mso-width-percent:0;mso-height-percent:0;mso-width-relative:page;mso-height-relative:page;v-text-anchor:top" o:gfxdata="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" filled="f" stroked="f">
                 <v:textbox inset="0,0,0,0">
                   <w:txbxContent>
                     <w:p>
@@ -577,36 +596,32 @@
                           <w:rStyle w:val="Ajnlatreszere"/>
                         </w:rPr>
                       </w:pPr>
+                      <w:proofErr w:type="gramStart"/>
                       <w:r>
                         <w:rPr>
                           <w:rStyle w:val="xycgrszre"/>
-                          <w:highlight w:val="yellow"/>
                         </w:rPr>
-                        <w:t xml:space="preserve">a(z) </w:t>
+                        <w:t>a</w:t>
+                      </w:r>
+                      <w:r>
+                        <w:rPr>
+                          <w:rStyle w:val="xycgrszre"/>
+                        </w:rPr>
+                        <w:t>{</w:t>
+                      </w:r>
+                      <w:proofErr w:type="gramEnd"/>
+                      <w:r>
+                        <w:rPr>
+                          <w:rStyle w:val="xycgrszre"/>
+                        </w:rPr>
+                        <w:t xml:space="preserve">z </w:t>
                       </w:r>
                       <w:proofErr w:type="spellStart"/>
                       <w:r>
                         <w:rPr>
                           <w:rStyle w:val="xycgrszre"/>
-                          <w:highlight w:val="yellow"/>
                         </w:rPr>
                         <w:t>xy</w:t>
-                      </w:r>
-                      <w:proofErr w:type="spellEnd"/>
-                      <w:r>
-                        <w:rPr>
-                          <w:rStyle w:val="xycgrszre"/>
-                          <w:highlight w:val="yellow"/>
-                        </w:rPr>
-                        <w:t xml:space="preserve"> </w:t>
-                      </w:r>
-                      <w:proofErr w:type="spellStart"/>
-                      <w:r>
-                        <w:rPr>
-                          <w:rStyle w:val="xycgrszre"/>
-                          <w:highlight w:val="yellow"/>
-                        </w:rPr>
-                        <w:t>cég</w:t>
                       </w:r>
                       <w:proofErr w:type="spellEnd"/>
                       <w:r>
@@ -619,7 +634,26 @@
                       <w:r>
                         <w:rPr>
                           <w:rStyle w:val="xycgrszre"/>
-                          <w:highlight w:val="yellow"/>
+                        </w:rPr>
+                        <w:t>cég</w:t>
+                      </w:r>
+                      <w:proofErr w:type="spellEnd"/>
+                      <w:r>
+                        <w:rPr>
+                          <w:rStyle w:val="xycgrszre"/>
+                        </w:rPr>
+                        <w:t>}</w:t>
+                      </w:r>
+                      <w:r>
+                        <w:rPr>
+                          <w:rStyle w:val="xycgrszre"/>
+                        </w:rPr>
+                        <w:t xml:space="preserve"> </w:t>
+                      </w:r>
+                      <w:proofErr w:type="spellStart"/>
+                      <w:r>
+                        <w:rPr>
+                          <w:rStyle w:val="xycgrszre"/>
                         </w:rPr>
                         <w:t>részére</w:t>
                       </w:r>
@@ -728,7 +762,7 @@
           </mc:Choice>
           <mc:Fallback>
             <w:pict>
-              <v:shape w14:anchorId="3FC4B930" id="Text Box 16" o:spid="_x0000_s1029" type="#_x0000_t202" style="position:absolute;margin-left:562.75pt;margin-top:738.2pt;width:17.3pt;height:75.15pt;z-index:-251688448;visibility:visible;mso-wrap-style:square;mso-width-percent:0;mso-height-percent:0;mso-wrap-distance-left:9pt;mso-wrap-distance-top:0;mso-wrap-distance-right:9pt;mso-wrap-distance-bottom:0;mso-position-horizontal:absolute;mso-position-horizontal-relative:page;mso-position-vertical:absolute;mso-position-vertical-relative:page;mso-width-percent:0;mso-height-percent:0;mso-width-relative:page;mso-height-relative:page;v-text-anchor:top" o:gfxdata="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" filled="f" stroked="f">
+              <v:shape w14:anchorId="3FC4B930" id="Text Box 16" o:spid="_x0000_s1029" type="#_x0000_t202" style="position:absolute;margin-left:562.75pt;margin-top:738.2pt;width:17.3pt;height:75.15pt;z-index:-251688448;visibility:visible;mso-wrap-style:square;mso-width-percent:0;mso-height-percent:0;mso-wrap-distance-left:9pt;mso-wrap-distance-top:0;mso-wrap-distance-right:9pt;mso-wrap-distance-bottom:0;mso-position-horizontal:absolute;mso-position-horizontal-relative:page;mso-position-vertical:absolute;mso-position-vertical-relative:page;mso-width-percent:0;mso-height-percent:0;mso-width-relative:page;mso-height-relative:page;v-text-anchor:top" o:gfxdata="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" filled="f" stroked="f">
                 <v:textbox style="layout-flow:vertical;mso-layout-flow-alt:bottom-to-top" inset="0,0,0,0">
                   <w:txbxContent>
                     <w:p>
@@ -1627,9 +1661,14 @@
         <w:pStyle w:val="Cmsor1"/>
       </w:pPr>
       <w:bookmarkStart w:id="2" w:name="_Toc14692336"/>
+      <w:proofErr w:type="spellStart"/>
       <w:r>
         <w:lastRenderedPageBreak/>
-        <w:t xml:space="preserve">Invitech – </w:t>
+        <w:t>Invitech</w:t>
+      </w:r>
+      <w:proofErr w:type="spellEnd"/>
+      <w:r>
+        <w:t xml:space="preserve"> – </w:t>
       </w:r>
       <w:proofErr w:type="spellStart"/>
       <w:r>
@@ -1712,6 +1751,7 @@
         </w:rPr>
         <w:t xml:space="preserve"> </w:t>
       </w:r>
+      <w:proofErr w:type="spellStart"/>
       <w:r>
         <w:rPr>
           <w:b/>
@@ -1719,6 +1759,7 @@
         </w:rPr>
         <w:t>Invitech</w:t>
       </w:r>
+      <w:proofErr w:type="spellEnd"/>
       <w:r>
         <w:rPr>
           <w:b/>
@@ -1993,7 +2034,21 @@
         <w:rPr>
           <w:szCs w:val="22"/>
         </w:rPr>
-        <w:t xml:space="preserve">Az Invitech </w:t>
+        <w:t xml:space="preserve">Az </w:t>
+      </w:r>
+      <w:proofErr w:type="spellStart"/>
+      <w:r>
+        <w:rPr>
+          <w:szCs w:val="22"/>
+        </w:rPr>
+        <w:t>Invitech</w:t>
+      </w:r>
+      <w:proofErr w:type="spellEnd"/>
+      <w:r>
+        <w:rPr>
+          <w:szCs w:val="22"/>
+        </w:rPr>
+        <w:t xml:space="preserve"> </w:t>
       </w:r>
       <w:proofErr w:type="spellStart"/>
       <w:r>
@@ -2742,8 +2797,17 @@
           <w:b/>
           <w:szCs w:val="22"/>
         </w:rPr>
-        <w:t>IT szolgáltatások</w:t>
-      </w:r>
+        <w:t xml:space="preserve">IT </w:t>
+      </w:r>
+      <w:proofErr w:type="spellStart"/>
+      <w:r>
+        <w:rPr>
+          <w:b/>
+          <w:szCs w:val="22"/>
+        </w:rPr>
+        <w:t>szolgáltatások</w:t>
+      </w:r>
+      <w:proofErr w:type="spellEnd"/>
       <w:r>
         <w:rPr>
           <w:szCs w:val="22"/>
@@ -3493,7 +3557,7 @@
           </mc:Choice>
           <mc:Fallback>
             <w:pict>
-              <v:rect w14:anchorId="71FAACFA" id="Téglalap 15" o:spid="_x0000_s1030" style="position:absolute;left:0;text-align:left;margin-left:-1.7pt;margin-top:10.05pt;width:78pt;height:62.3pt;z-index:251659264;visibility:visible;mso-wrap-style:square;mso-width-percent:0;mso-height-percent:0;mso-wrap-distance-left:9pt;mso-wrap-distance-top:0;mso-wrap-distance-right:9pt;mso-wrap-distance-bottom:0;mso-position-horizontal:absolute;mso-position-horizontal-relative:text;mso-position-vertical:absolute;mso-position-vertical-relative:text;mso-width-percent:0;mso-height-percent:0;mso-width-relative:margin;mso-height-relative:margin;v-text-anchor:middle" o:gfxdata="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" filled="f" stroked="f">
+              <v:rect w14:anchorId="71FAACFA" id="Téglalap 15" o:spid="_x0000_s1030" style="position:absolute;left:0;text-align:left;margin-left:-1.7pt;margin-top:10.05pt;width:78pt;height:62.3pt;z-index:251659264;visibility:visible;mso-wrap-style:square;mso-width-percent:0;mso-height-percent:0;mso-wrap-distance-left:9pt;mso-wrap-distance-top:0;mso-wrap-distance-right:9pt;mso-wrap-distance-bottom:0;mso-position-horizontal:absolute;mso-position-horizontal-relative:text;mso-position-vertical:absolute;mso-position-vertical-relative:text;mso-width-percent:0;mso-height-percent:0;mso-width-relative:margin;mso-height-relative:margin;v-text-anchor:middle" o:gfxdata="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" filled="f" stroked="f">
                 <v:shadow on="t" color="black" opacity="22937f" origin=",.5" offset="0,.63889mm"/>
                 <v:textbox>
                   <w:txbxContent>
@@ -3757,7 +3821,7 @@
           </mc:Choice>
           <mc:Fallback>
             <w:pict>
-              <v:rect w14:anchorId="7D7C504F" id="Téglalap 9" o:spid="_x0000_s1031" style="position:absolute;left:0;text-align:left;margin-left:215.7pt;margin-top:11.4pt;width:78pt;height:65.75pt;z-index:251662336;visibility:visible;mso-wrap-style:square;mso-width-percent:0;mso-height-percent:0;mso-wrap-distance-left:9pt;mso-wrap-distance-top:0;mso-wrap-distance-right:9pt;mso-wrap-distance-bottom:0;mso-position-horizontal:absolute;mso-position-horizontal-relative:text;mso-position-vertical:absolute;mso-position-vertical-relative:text;mso-width-percent:0;mso-height-percent:0;mso-width-relative:margin;mso-height-relative:margin;v-text-anchor:middle" o:gfxdata="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" filled="f" stroked="f">
+              <v:rect w14:anchorId="7D7C504F" id="Téglalap 9" o:spid="_x0000_s1031" style="position:absolute;left:0;text-align:left;margin-left:215.7pt;margin-top:11.4pt;width:78pt;height:65.75pt;z-index:251662336;visibility:visible;mso-wrap-style:square;mso-width-percent:0;mso-height-percent:0;mso-wrap-distance-left:9pt;mso-wrap-distance-top:0;mso-wrap-distance-right:9pt;mso-wrap-distance-bottom:0;mso-position-horizontal:absolute;mso-position-horizontal-relative:text;mso-position-vertical:absolute;mso-position-vertical-relative:text;mso-width-percent:0;mso-height-percent:0;mso-width-relative:margin;mso-height-relative:margin;v-text-anchor:middle" o:gfxdata="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" filled="f" stroked="f">
                 <v:shadow on="t" color="black" opacity="22937f" origin=",.5" offset="0,.63889mm"/>
                 <v:textbox>
                   <w:txbxContent>
@@ -3948,7 +4012,7 @@
           </mc:Choice>
           <mc:Fallback>
             <w:pict>
-              <v:rect w14:anchorId="5EE506CF" id="Téglalap 1" o:spid="_x0000_s1032" style="position:absolute;left:0;text-align:left;margin-left:287.45pt;margin-top:10.85pt;width:78pt;height:51.4pt;z-index:251663360;visibility:visible;mso-wrap-style:square;mso-width-percent:0;mso-height-percent:0;mso-wrap-distance-left:9pt;mso-wrap-distance-top:0;mso-wrap-distance-right:9pt;mso-wrap-distance-bottom:0;mso-position-horizontal:absolute;mso-position-horizontal-relative:text;mso-position-vertical:absolute;mso-position-vertical-relative:text;mso-width-percent:0;mso-height-percent:0;mso-width-relative:margin;mso-height-relative:margin;v-text-anchor:middle" o:gfxdata="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" filled="f" stroked="f">
+              <v:rect w14:anchorId="5EE506CF" id="Téglalap 1" o:spid="_x0000_s1032" style="position:absolute;left:0;text-align:left;margin-left:287.45pt;margin-top:10.85pt;width:78pt;height:51.4pt;z-index:251663360;visibility:visible;mso-wrap-style:square;mso-width-percent:0;mso-height-percent:0;mso-wrap-distance-left:9pt;mso-wrap-distance-top:0;mso-wrap-distance-right:9pt;mso-wrap-distance-bottom:0;mso-position-horizontal:absolute;mso-position-horizontal-relative:text;mso-position-vertical:absolute;mso-position-vertical-relative:text;mso-width-percent:0;mso-height-percent:0;mso-width-relative:margin;mso-height-relative:margin;v-text-anchor:middle" o:gfxdata="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" filled="f" stroked="f">
                 <v:shadow on="t" color="black" opacity="22937f" origin=",.5" offset="0,.63889mm"/>
                 <v:textbox>
                   <w:txbxContent>
@@ -4140,7 +4204,7 @@
           </mc:Choice>
           <mc:Fallback>
             <w:pict>
-              <v:rect w14:anchorId="1290D9AE" id="Téglalap 6" o:spid="_x0000_s1033" style="position:absolute;left:0;text-align:left;margin-left:143.45pt;margin-top:10.95pt;width:78pt;height:64.3pt;z-index:251661312;visibility:visible;mso-wrap-style:square;mso-width-percent:0;mso-height-percent:0;mso-wrap-distance-left:9pt;mso-wrap-distance-top:0;mso-wrap-distance-right:9pt;mso-wrap-distance-bottom:0;mso-position-horizontal:absolute;mso-position-horizontal-relative:text;mso-position-vertical:absolute;mso-position-vertical-relative:text;mso-width-percent:0;mso-height-percent:0;mso-width-relative:margin;mso-height-relative:margin;v-text-anchor:middle" o:gfxdata="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" filled="f" stroked="f">
+              <v:rect w14:anchorId="1290D9AE" id="Téglalap 6" o:spid="_x0000_s1033" style="position:absolute;left:0;text-align:left;margin-left:143.45pt;margin-top:10.95pt;width:78pt;height:64.3pt;z-index:251661312;visibility:visible;mso-wrap-style:square;mso-width-percent:0;mso-height-percent:0;mso-wrap-distance-left:9pt;mso-wrap-distance-top:0;mso-wrap-distance-right:9pt;mso-wrap-distance-bottom:0;mso-position-horizontal:absolute;mso-position-horizontal-relative:text;mso-position-vertical:absolute;mso-position-vertical-relative:text;mso-width-percent:0;mso-height-percent:0;mso-width-relative:margin;mso-height-relative:margin;v-text-anchor:middle" o:gfxdata="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" filled="f" stroked="f">
                 <v:shadow on="t" color="black" opacity="22937f" origin=",.5" offset="0,.63889mm"/>
                 <v:textbox>
                   <w:txbxContent>
@@ -4366,7 +4430,7 @@
           </mc:Choice>
           <mc:Fallback>
             <w:pict>
-              <v:rect w14:anchorId="2800190A" id="Téglalap 13" o:spid="_x0000_s1034" style="position:absolute;left:0;text-align:left;margin-left:431.95pt;margin-top:8.55pt;width:78pt;height:51.4pt;z-index:251665408;visibility:visible;mso-wrap-style:square;mso-width-percent:0;mso-height-percent:0;mso-wrap-distance-left:9pt;mso-wrap-distance-top:0;mso-wrap-distance-right:9pt;mso-wrap-distance-bottom:0;mso-position-horizontal:absolute;mso-position-horizontal-relative:text;mso-position-vertical:absolute;mso-position-vertical-relative:text;mso-width-percent:0;mso-height-percent:0;mso-width-relative:margin;mso-height-relative:margin;v-text-anchor:middle" o:gfxdata="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" filled="f" stroked="f">
+              <v:rect w14:anchorId="2800190A" id="Téglalap 13" o:spid="_x0000_s1034" style="position:absolute;left:0;text-align:left;margin-left:431.95pt;margin-top:8.55pt;width:78pt;height:51.4pt;z-index:251665408;visibility:visible;mso-wrap-style:square;mso-width-percent:0;mso-height-percent:0;mso-wrap-distance-left:9pt;mso-wrap-distance-top:0;mso-wrap-distance-right:9pt;mso-wrap-distance-bottom:0;mso-position-horizontal:absolute;mso-position-horizontal-relative:text;mso-position-vertical:absolute;mso-position-vertical-relative:text;mso-width-percent:0;mso-height-percent:0;mso-width-relative:margin;mso-height-relative:margin;v-text-anchor:middle" o:gfxdata="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" filled="f" stroked="f">
                 <v:shadow on="t" color="black" opacity="22937f" origin=",.5" offset="0,.63889mm"/>
                 <v:textbox>
                   <w:txbxContent>
@@ -4583,7 +4647,7 @@
           </mc:Choice>
           <mc:Fallback>
             <w:pict>
-              <v:rect w14:anchorId="2D00A416" id="Téglalap 12" o:spid="_x0000_s1035" style="position:absolute;left:0;text-align:left;margin-left:359.75pt;margin-top:13.4pt;width:78pt;height:51.4pt;z-index:251664384;visibility:visible;mso-wrap-style:square;mso-width-percent:0;mso-height-percent:0;mso-wrap-distance-left:9pt;mso-wrap-distance-top:0;mso-wrap-distance-right:9pt;mso-wrap-distance-bottom:0;mso-position-horizontal:absolute;mso-position-horizontal-relative:text;mso-position-vertical:absolute;mso-position-vertical-relative:text;mso-width-percent:0;mso-height-percent:0;mso-width-relative:margin;mso-height-relative:margin;v-text-anchor:middle" o:gfxdata="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" filled="f" stroked="f">
+              <v:rect w14:anchorId="2D00A416" id="Téglalap 12" o:spid="_x0000_s1035" style="position:absolute;left:0;text-align:left;margin-left:359.75pt;margin-top:13.4pt;width:78pt;height:51.4pt;z-index:251664384;visibility:visible;mso-wrap-style:square;mso-width-percent:0;mso-height-percent:0;mso-wrap-distance-left:9pt;mso-wrap-distance-top:0;mso-wrap-distance-right:9pt;mso-wrap-distance-bottom:0;mso-position-horizontal:absolute;mso-position-horizontal-relative:text;mso-position-vertical:absolute;mso-position-vertical-relative:text;mso-width-percent:0;mso-height-percent:0;mso-width-relative:margin;mso-height-relative:margin;v-text-anchor:middle" o:gfxdata="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" filled="f" stroked="f">
                 <v:shadow on="t" color="black" opacity="22937f" origin=",.5" offset="0,.63889mm"/>
                 <v:textbox>
                   <w:txbxContent>
@@ -4798,7 +4862,7 @@
           </mc:Choice>
           <mc:Fallback>
             <w:pict>
-              <v:rect w14:anchorId="215BF564" id="Téglalap 11" o:spid="_x0000_s1036" style="position:absolute;left:0;text-align:left;margin-left:70.8pt;margin-top:10.85pt;width:78pt;height:51.45pt;z-index:251660288;visibility:visible;mso-wrap-style:square;mso-width-percent:0;mso-height-percent:0;mso-wrap-distance-left:9pt;mso-wrap-distance-top:0;mso-wrap-distance-right:9pt;mso-wrap-distance-bottom:0;mso-position-horizontal:absolute;mso-position-horizontal-relative:text;mso-position-vertical:absolute;mso-position-vertical-relative:text;mso-width-percent:0;mso-height-percent:0;mso-width-relative:margin;mso-height-relative:margin;v-text-anchor:middle" o:gfxdata="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" filled="f" stroked="f">
+              <v:rect w14:anchorId="215BF564" id="Téglalap 11" o:spid="_x0000_s1036" style="position:absolute;left:0;text-align:left;margin-left:70.8pt;margin-top:10.85pt;width:78pt;height:51.45pt;z-index:251660288;visibility:visible;mso-wrap-style:square;mso-width-percent:0;mso-height-percent:0;mso-wrap-distance-left:9pt;mso-wrap-distance-top:0;mso-wrap-distance-right:9pt;mso-wrap-distance-bottom:0;mso-position-horizontal:absolute;mso-position-horizontal-relative:text;mso-position-vertical:absolute;mso-position-vertical-relative:text;mso-width-percent:0;mso-height-percent:0;mso-width-relative:margin;mso-height-relative:margin;v-text-anchor:middle" o:gfxdata="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" filled="f" stroked="f">
                 <v:shadow on="t" color="black" opacity="22937f" origin=",.5" offset="0,.63889mm"/>
                 <v:textbox>
                   <w:txbxContent>
@@ -5571,19 +5635,11 @@
           <w:szCs w:val="22"/>
         </w:rPr>
       </w:pPr>
-      <w:proofErr w:type="spellStart"/>
-      <w:r>
-        <w:rPr>
-          <w:szCs w:val="22"/>
-        </w:rPr>
-        <w:t>Kelt</w:t>
-      </w:r>
-      <w:proofErr w:type="spellEnd"/>
-      <w:r>
-        <w:rPr>
-          <w:szCs w:val="22"/>
-        </w:rPr>
-        <w:t xml:space="preserve">: </w:t>
+      <w:r>
+        <w:rPr>
+          <w:szCs w:val="22"/>
+        </w:rPr>
+        <w:t xml:space="preserve">Kelt: </w:t>
       </w:r>
       <w:proofErr w:type="spellStart"/>
       <w:r>
@@ -5715,7 +5771,21 @@
           <w:szCs w:val="20"/>
           <w:highlight w:val="yellow"/>
         </w:rPr>
-        <w:t>------------------------</w:t>
+        <w:t>{</w:t>
+      </w:r>
+      <w:proofErr w:type="spellStart"/>
+      <w:r>
+        <w:rPr>
+          <w:szCs w:val="20"/>
+        </w:rPr>
+        <w:t>ugyfelmenedzser</w:t>
+      </w:r>
+      <w:proofErr w:type="spellEnd"/>
+      <w:r>
+        <w:rPr>
+          <w:szCs w:val="20"/>
+        </w:rPr>
+        <w:t>}</w:t>
       </w:r>
     </w:p>
     <w:p>
@@ -5737,11 +5807,19 @@
         </w:rPr>
         <w:br/>
       </w:r>
+      <w:proofErr w:type="spellStart"/>
       <w:r>
         <w:rPr>
           <w:b/>
         </w:rPr>
-        <w:t xml:space="preserve">Invitech </w:t>
+        <w:t>Invitech</w:t>
+      </w:r>
+      <w:proofErr w:type="spellEnd"/>
+      <w:r>
+        <w:rPr>
+          <w:b/>
+        </w:rPr>
+        <w:t xml:space="preserve"> </w:t>
       </w:r>
       <w:r>
         <w:rPr>
@@ -5793,10 +5871,15 @@
         <w:t xml:space="preserve">: </w:t>
       </w:r>
       <w:r>
-        <w:rPr>
-          <w:highlight w:val="yellow"/>
-        </w:rPr>
-        <w:t>+ 36 20 914 1556</w:t>
+        <w:t>{</w:t>
+      </w:r>
+      <w:proofErr w:type="spellStart"/>
+      <w:r>
+        <w:t>mobil</w:t>
+      </w:r>
+      <w:proofErr w:type="spellEnd"/>
+      <w:r>
+        <w:t>}</w:t>
       </w:r>
     </w:p>
     <w:p>
@@ -5810,13 +5893,7 @@
         <w:t xml:space="preserve">ail.: </w:t>
       </w:r>
       <w:r>
-        <w:rPr>
-          <w:highlight w:val="yellow"/>
-        </w:rPr>
-        <w:t>xy</w:t>
-      </w:r>
-      <w:r>
-        <w:t>@invitech.hu</w:t>
+        <w:t>{email}</w:t>
       </w:r>
     </w:p>
     <w:p>
@@ -5824,9 +5901,6 @@
         <w:t xml:space="preserve">Fax: </w:t>
       </w:r>
       <w:r>
-        <w:rPr>
-          <w:highlight w:val="yellow"/>
-        </w:rPr>
         <w:t xml:space="preserve">+ 1 888 </w:t>
       </w:r>
       <w:r>
@@ -7090,6 +7164,7 @@
       <w:bookmarkStart w:id="15" w:name="_Toc14692341"/>
       <w:proofErr w:type="spellStart"/>
       <w:r>
+        <w:lastRenderedPageBreak/>
         <w:t>Opcionális</w:t>
       </w:r>
       <w:proofErr w:type="spellEnd"/>
@@ -7102,10 +7177,15 @@
       </w:r>
       <w:proofErr w:type="spellEnd"/>
       <w:r>
-        <w:t xml:space="preserve"> Szolgáltatások</w:t>
+        <w:t xml:space="preserve"> </w:t>
+      </w:r>
+      <w:proofErr w:type="spellStart"/>
+      <w:r>
+        <w:t>Szolgáltatások</w:t>
       </w:r>
       <w:bookmarkEnd w:id="14"/>
       <w:bookmarkEnd w:id="15"/>
+      <w:proofErr w:type="spellEnd"/>
     </w:p>
     <w:p>
       <w:pPr>
@@ -7402,7 +7482,6 @@
             <w14:uncheckedState w14:val="2610" w14:font="MS Gothic"/>
           </w14:checkbox>
         </w:sdtPr>
-        <w:sdtEndPr/>
         <w:sdtContent>
           <w:r>
             <w:rPr>
@@ -7496,7 +7575,6 @@
             <w14:uncheckedState w14:val="2610" w14:font="MS Gothic"/>
           </w14:checkbox>
         </w:sdtPr>
-        <w:sdtEndPr/>
         <w:sdtContent>
           <w:r>
             <w:rPr>
@@ -7582,7 +7660,6 @@
             <w14:uncheckedState w14:val="2610" w14:font="MS Gothic"/>
           </w14:checkbox>
         </w:sdtPr>
-        <w:sdtEndPr/>
         <w:sdtContent>
           <w:r>
             <w:rPr>
@@ -7656,13 +7733,8 @@
       </w:pPr>
       <w:bookmarkStart w:id="19" w:name="_Toc528310358"/>
       <w:bookmarkStart w:id="20" w:name="_Toc14692343"/>
-      <w:proofErr w:type="spellStart"/>
-      <w:r>
-        <w:t>Végpontvédelmi</w:t>
-      </w:r>
-      <w:proofErr w:type="spellEnd"/>
-      <w:r>
-        <w:t xml:space="preserve"> </w:t>
+      <w:r>
+        <w:t xml:space="preserve">Végpontvédelmi </w:t>
       </w:r>
       <w:proofErr w:type="spellStart"/>
       <w:r>
@@ -7710,7 +7782,6 @@
             <w14:uncheckedState w14:val="2610" w14:font="MS Gothic"/>
           </w14:checkbox>
         </w:sdtPr>
-        <w:sdtEndPr/>
         <w:sdtContent>
           <w:r>
             <w:rPr>
@@ -7818,7 +7889,6 @@
             <w14:uncheckedState w14:val="2610" w14:font="MS Gothic"/>
           </w14:checkbox>
         </w:sdtPr>
-        <w:sdtEndPr/>
         <w:sdtContent>
           <w:r>
             <w:rPr>
@@ -7884,7 +7954,6 @@
             <w14:uncheckedState w14:val="2610" w14:font="MS Gothic"/>
           </w14:checkbox>
         </w:sdtPr>
-        <w:sdtEndPr/>
         <w:sdtContent>
           <w:r>
             <w:rPr>
@@ -8014,7 +8083,6 @@
             <w14:uncheckedState w14:val="2610" w14:font="MS Gothic"/>
           </w14:checkbox>
         </w:sdtPr>
-        <w:sdtEndPr/>
         <w:sdtContent>
           <w:r>
             <w:rPr>
@@ -8159,10 +8227,15 @@
       </w:r>
       <w:proofErr w:type="spellEnd"/>
       <w:r>
-        <w:t xml:space="preserve"> szolgáltatások</w:t>
+        <w:t xml:space="preserve"> </w:t>
+      </w:r>
+      <w:proofErr w:type="spellStart"/>
+      <w:r>
+        <w:t>szolgáltatások</w:t>
       </w:r>
       <w:bookmarkEnd w:id="21"/>
       <w:bookmarkEnd w:id="22"/>
+      <w:proofErr w:type="spellEnd"/>
     </w:p>
     <w:p>
       <w:pPr>
@@ -8202,7 +8275,6 @@
             <w14:uncheckedState w14:val="2610" w14:font="MS Gothic"/>
           </w14:checkbox>
         </w:sdtPr>
-        <w:sdtEndPr/>
         <w:sdtContent>
           <w:r>
             <w:rPr>
@@ -8287,7 +8359,6 @@
             <w14:uncheckedState w14:val="2610" w14:font="MS Gothic"/>
           </w14:checkbox>
         </w:sdtPr>
-        <w:sdtEndPr/>
         <w:sdtContent>
           <w:r>
             <w:rPr>
@@ -8372,7 +8443,6 @@
             <w14:uncheckedState w14:val="2610" w14:font="MS Gothic"/>
           </w14:checkbox>
         </w:sdtPr>
-        <w:sdtEndPr/>
         <w:sdtContent>
           <w:r>
             <w:rPr>
@@ -8435,7 +8505,6 @@
             <w14:uncheckedState w14:val="2610" w14:font="MS Gothic"/>
           </w14:checkbox>
         </w:sdtPr>
-        <w:sdtEndPr/>
         <w:sdtContent>
           <w:r>
             <w:rPr>
@@ -8498,7 +8567,6 @@
             <w14:uncheckedState w14:val="2610" w14:font="MS Gothic"/>
           </w14:checkbox>
         </w:sdtPr>
-        <w:sdtEndPr/>
         <w:sdtContent>
           <w:r>
             <w:rPr>
@@ -11372,7 +11440,7 @@
 </file>
 
 <file path=word/endnotes.xml><?xml version="1.0" encoding="utf-8"?>
-<w:endnotes xmlns:wpc="http://schemas.microsoft.com/office/word/2010/wordprocessingCanvas" xmlns:cx="http://schemas.microsoft.com/office/drawing/2014/chartex" xmlns:cx1="http://schemas.microsoft.com/office/drawing/2015/9/8/chartex" xmlns:cx2="http://schemas.microsoft.com/office/drawing/2015/10/21/chartex" xmlns:cx3="http://schemas.microsoft.com/office/drawing/2016/5/9/chartex" xmlns:cx4="http://schemas.microsoft.com/office/drawing/2016/5/10/chartex" xmlns:cx5="http://schemas.microsoft.com/office/drawing/2016/5/11/chartex" xmlns:cx6="http://schemas.microsoft.com/office/drawing/2016/5/12/chartex" xmlns:cx7="http://schemas.microsoft.com/office/drawing/2016/5/13/chartex" xmlns:cx8="http://schemas.microsoft.com/office/drawing/2016/5/14/chartex" xmlns:mc="http://schemas.openxmlformats.org/markup-compatibility/2006" xmlns:aink="http://schemas.microsoft.com/office/drawing/2016/ink" xmlns:am3d="http://schemas.microsoft.com/office/drawing/2017/model3d" xmlns:o="urn:schemas-microsoft-com:office:office" xmlns:r="http://schemas.openxmlformats.org/officeDocument/2006/relationships" xmlns:m="http://schemas.openxmlformats.org/officeDocument/2006/math" xmlns:v="urn:schemas-microsoft-com:vml" xmlns:wp14="http://schemas.microsoft.com/office/word/2010/wordprocessingDrawing" xmlns:wp="http://schemas.openxmlformats.org/drawingml/2006/wordprocessingDrawing" xmlns:w10="urn:schemas-microsoft-com:office:word" xmlns:w="http://schemas.openxmlformats.org/wordprocessingml/2006/main" xmlns:w14="http://schemas.microsoft.com/office/word/2010/wordml" xmlns:w15="http://schemas.microsoft.com/office/word/2012/wordml" xmlns:w16cex="http://schemas.microsoft.com/office/word/2018/wordml/cex" xmlns:w16cid="http://schemas.microsoft.com/office/word/2016/wordml/cid" xmlns:w16="http://schemas.microsoft.com/office/word/2018/wordml" xmlns:w16se="http://schemas.microsoft.com/office/word/2015/wordml/symex" xmlns:wpg="http://schemas.microsoft.com/office/word/2010/wordprocessingGroup" xmlns:wpi="http://schemas.microsoft.com/office/word/2010/wordprocessingInk" xmlns:wne="http://schemas.microsoft.com/office/word/2006/wordml" xmlns:wps="http://schemas.microsoft.com/office/word/2010/wordprocessingShape" mc:Ignorable="w14 w15 w16se w16cid w16 w16cex wp14">
+<w:endnotes xmlns:wpc="http://schemas.microsoft.com/office/word/2010/wordprocessingCanvas" xmlns:cx="http://schemas.microsoft.com/office/drawing/2014/chartex" xmlns:cx1="http://schemas.microsoft.com/office/drawing/2015/9/8/chartex" xmlns:cx2="http://schemas.microsoft.com/office/drawing/2015/10/21/chartex" xmlns:cx3="http://schemas.microsoft.com/office/drawing/2016/5/9/chartex" xmlns:cx4="http://schemas.microsoft.com/office/drawing/2016/5/10/chartex" xmlns:cx5="http://schemas.microsoft.com/office/drawing/2016/5/11/chartex" xmlns:cx6="http://schemas.microsoft.com/office/drawing/2016/5/12/chartex" xmlns:cx7="http://schemas.microsoft.com/office/drawing/2016/5/13/chartex" xmlns:cx8="http://schemas.microsoft.com/office/drawing/2016/5/14/chartex" xmlns:mc="http://schemas.openxmlformats.org/markup-compatibility/2006" xmlns:aink="http://schemas.microsoft.com/office/drawing/2016/ink" xmlns:am3d="http://schemas.microsoft.com/office/drawing/2017/model3d" xmlns:o="urn:schemas-microsoft-com:office:office" xmlns:oel="http://schemas.microsoft.com/office/2019/extlst" xmlns:r="http://schemas.openxmlformats.org/officeDocument/2006/relationships" xmlns:m="http://schemas.openxmlformats.org/officeDocument/2006/math" xmlns:v="urn:schemas-microsoft-com:vml" xmlns:wp14="http://schemas.microsoft.com/office/word/2010/wordprocessingDrawing" xmlns:wp="http://schemas.openxmlformats.org/drawingml/2006/wordprocessingDrawing" xmlns:w10="urn:schemas-microsoft-com:office:word" xmlns:w="http://schemas.openxmlformats.org/wordprocessingml/2006/main" xmlns:w14="http://schemas.microsoft.com/office/word/2010/wordml" xmlns:w15="http://schemas.microsoft.com/office/word/2012/wordml" xmlns:w16cex="http://schemas.microsoft.com/office/word/2018/wordml/cex" xmlns:w16cid="http://schemas.microsoft.com/office/word/2016/wordml/cid" xmlns:w16="http://schemas.microsoft.com/office/word/2018/wordml" xmlns:w16du="http://schemas.microsoft.com/office/word/2023/wordml/word16du" xmlns:w16sdtdh="http://schemas.microsoft.com/office/word/2020/wordml/sdtdatahash" xmlns:w16se="http://schemas.microsoft.com/office/word/2015/wordml/symex" xmlns:wpg="http://schemas.microsoft.com/office/word/2010/wordprocessingGroup" xmlns:wpi="http://schemas.microsoft.com/office/word/2010/wordprocessingInk" xmlns:wne="http://schemas.microsoft.com/office/word/2006/wordml" xmlns:wps="http://schemas.microsoft.com/office/word/2010/wordprocessingShape" mc:Ignorable="w14 w15 w16se w16cid w16 w16cex w16sdtdh w16du wp14">
   <w:endnote w:type="separator" w:id="-1">
     <w:p>
       <w:r>
@@ -11391,7 +11459,7 @@
 </file>
 
 <file path=word/footer1.xml><?xml version="1.0" encoding="utf-8"?>
-<w:ftr xmlns:wpc="http://schemas.microsoft.com/office/word/2010/wordprocessingCanvas" xmlns:cx="http://schemas.microsoft.com/office/drawing/2014/chartex" xmlns:cx1="http://schemas.microsoft.com/office/drawing/2015/9/8/chartex" xmlns:cx2="http://schemas.microsoft.com/office/drawing/2015/10/21/chartex" xmlns:cx3="http://schemas.microsoft.com/office/drawing/2016/5/9/chartex" xmlns:cx4="http://schemas.microsoft.com/office/drawing/2016/5/10/chartex" xmlns:cx5="http://schemas.microsoft.com/office/drawing/2016/5/11/chartex" xmlns:cx6="http://schemas.microsoft.com/office/drawing/2016/5/12/chartex" xmlns:cx7="http://schemas.microsoft.com/office/drawing/2016/5/13/chartex" xmlns:cx8="http://schemas.microsoft.com/office/drawing/2016/5/14/chartex" xmlns:mc="http://schemas.openxmlformats.org/markup-compatibility/2006" xmlns:aink="http://schemas.microsoft.com/office/drawing/2016/ink" xmlns:am3d="http://schemas.microsoft.com/office/drawing/2017/model3d" xmlns:o="urn:schemas-microsoft-com:office:office" xmlns:r="http://schemas.openxmlformats.org/officeDocument/2006/relationships" xmlns:m="http://schemas.openxmlformats.org/officeDocument/2006/math" xmlns:v="urn:schemas-microsoft-com:vml" xmlns:wp14="http://schemas.microsoft.com/office/word/2010/wordprocessingDrawing" xmlns:wp="http://schemas.openxmlformats.org/drawingml/2006/wordprocessingDrawing" xmlns:w10="urn:schemas-microsoft-com:office:word" xmlns:w="http://schemas.openxmlformats.org/wordprocessingml/2006/main" xmlns:w14="http://schemas.microsoft.com/office/word/2010/wordml" xmlns:w15="http://schemas.microsoft.com/office/word/2012/wordml" xmlns:w16cex="http://schemas.microsoft.com/office/word/2018/wordml/cex" xmlns:w16cid="http://schemas.microsoft.com/office/word/2016/wordml/cid" xmlns:w16="http://schemas.microsoft.com/office/word/2018/wordml" xmlns:w16se="http://schemas.microsoft.com/office/word/2015/wordml/symex" xmlns:wpg="http://schemas.microsoft.com/office/word/2010/wordprocessingGroup" xmlns:wpi="http://schemas.microsoft.com/office/word/2010/wordprocessingInk" xmlns:wne="http://schemas.microsoft.com/office/word/2006/wordml" xmlns:wps="http://schemas.microsoft.com/office/word/2010/wordprocessingShape" mc:Ignorable="w14 w15 w16se w16cid w16 w16cex wp14">
+<w:ftr xmlns:wpc="http://schemas.microsoft.com/office/word/2010/wordprocessingCanvas" xmlns:cx="http://schemas.microsoft.com/office/drawing/2014/chartex" xmlns:cx1="http://schemas.microsoft.com/office/drawing/2015/9/8/chartex" xmlns:cx2="http://schemas.microsoft.com/office/drawing/2015/10/21/chartex" xmlns:cx3="http://schemas.microsoft.com/office/drawing/2016/5/9/chartex" xmlns:cx4="http://schemas.microsoft.com/office/drawing/2016/5/10/chartex" xmlns:cx5="http://schemas.microsoft.com/office/drawing/2016/5/11/chartex" xmlns:cx6="http://schemas.microsoft.com/office/drawing/2016/5/12/chartex" xmlns:cx7="http://schemas.microsoft.com/office/drawing/2016/5/13/chartex" xmlns:cx8="http://schemas.microsoft.com/office/drawing/2016/5/14/chartex" xmlns:mc="http://schemas.openxmlformats.org/markup-compatibility/2006" xmlns:aink="http://schemas.microsoft.com/office/drawing/2016/ink" xmlns:am3d="http://schemas.microsoft.com/office/drawing/2017/model3d" xmlns:o="urn:schemas-microsoft-com:office:office" xmlns:oel="http://schemas.microsoft.com/office/2019/extlst" xmlns:r="http://schemas.openxmlformats.org/officeDocument/2006/relationships" xmlns:m="http://schemas.openxmlformats.org/officeDocument/2006/math" xmlns:v="urn:schemas-microsoft-com:vml" xmlns:wp14="http://schemas.microsoft.com/office/word/2010/wordprocessingDrawing" xmlns:wp="http://schemas.openxmlformats.org/drawingml/2006/wordprocessingDrawing" xmlns:w10="urn:schemas-microsoft-com:office:word" xmlns:w="http://schemas.openxmlformats.org/wordprocessingml/2006/main" xmlns:w14="http://schemas.microsoft.com/office/word/2010/wordml" xmlns:w15="http://schemas.microsoft.com/office/word/2012/wordml" xmlns:w16cex="http://schemas.microsoft.com/office/word/2018/wordml/cex" xmlns:w16cid="http://schemas.microsoft.com/office/word/2016/wordml/cid" xmlns:w16="http://schemas.microsoft.com/office/word/2018/wordml" xmlns:w16du="http://schemas.microsoft.com/office/word/2023/wordml/word16du" xmlns:w16sdtdh="http://schemas.microsoft.com/office/word/2020/wordml/sdtdatahash" xmlns:w16se="http://schemas.microsoft.com/office/word/2015/wordml/symex" xmlns:wpg="http://schemas.microsoft.com/office/word/2010/wordprocessingGroup" xmlns:wpi="http://schemas.microsoft.com/office/word/2010/wordprocessingInk" xmlns:wne="http://schemas.microsoft.com/office/word/2006/wordml" xmlns:wps="http://schemas.microsoft.com/office/word/2010/wordprocessingShape" mc:Ignorable="w14 w15 w16se w16cid w16 w16cex w16sdtdh w16du wp14">
   <w:p>
     <w:pPr>
       <w:pStyle w:val="llb"/>
@@ -11427,7 +11495,7 @@
 </file>
 
 <file path=word/footer2.xml><?xml version="1.0" encoding="utf-8"?>
-<w:ftr xmlns:wpc="http://schemas.microsoft.com/office/word/2010/wordprocessingCanvas" xmlns:cx="http://schemas.microsoft.com/office/drawing/2014/chartex" xmlns:cx1="http://schemas.microsoft.com/office/drawing/2015/9/8/chartex" xmlns:cx2="http://schemas.microsoft.com/office/drawing/2015/10/21/chartex" xmlns:cx3="http://schemas.microsoft.com/office/drawing/2016/5/9/chartex" xmlns:cx4="http://schemas.microsoft.com/office/drawing/2016/5/10/chartex" xmlns:cx5="http://schemas.microsoft.com/office/drawing/2016/5/11/chartex" xmlns:cx6="http://schemas.microsoft.com/office/drawing/2016/5/12/chartex" xmlns:cx7="http://schemas.microsoft.com/office/drawing/2016/5/13/chartex" xmlns:cx8="http://schemas.microsoft.com/office/drawing/2016/5/14/chartex" xmlns:mc="http://schemas.openxmlformats.org/markup-compatibility/2006" xmlns:aink="http://schemas.microsoft.com/office/drawing/2016/ink" xmlns:am3d="http://schemas.microsoft.com/office/drawing/2017/model3d" xmlns:o="urn:schemas-microsoft-com:office:office" xmlns:r="http://schemas.openxmlformats.org/officeDocument/2006/relationships" xmlns:m="http://schemas.openxmlformats.org/officeDocument/2006/math" xmlns:v="urn:schemas-microsoft-com:vml" xmlns:wp14="http://schemas.microsoft.com/office/word/2010/wordprocessingDrawing" xmlns:wp="http://schemas.openxmlformats.org/drawingml/2006/wordprocessingDrawing" xmlns:w10="urn:schemas-microsoft-com:office:word" xmlns:w="http://schemas.openxmlformats.org/wordprocessingml/2006/main" xmlns:w14="http://schemas.microsoft.com/office/word/2010/wordml" xmlns:w15="http://schemas.microsoft.com/office/word/2012/wordml" xmlns:w16cex="http://schemas.microsoft.com/office/word/2018/wordml/cex" xmlns:w16cid="http://schemas.microsoft.com/office/word/2016/wordml/cid" xmlns:w16="http://schemas.microsoft.com/office/word/2018/wordml" xmlns:w16se="http://schemas.microsoft.com/office/word/2015/wordml/symex" xmlns:wpg="http://schemas.microsoft.com/office/word/2010/wordprocessingGroup" xmlns:wpi="http://schemas.microsoft.com/office/word/2010/wordprocessingInk" xmlns:wne="http://schemas.microsoft.com/office/word/2006/wordml" xmlns:wps="http://schemas.microsoft.com/office/word/2010/wordprocessingShape" mc:Ignorable="w14 w15 w16se w16cid w16 w16cex wp14">
+<w:ftr xmlns:wpc="http://schemas.microsoft.com/office/word/2010/wordprocessingCanvas" xmlns:cx="http://schemas.microsoft.com/office/drawing/2014/chartex" xmlns:cx1="http://schemas.microsoft.com/office/drawing/2015/9/8/chartex" xmlns:cx2="http://schemas.microsoft.com/office/drawing/2015/10/21/chartex" xmlns:cx3="http://schemas.microsoft.com/office/drawing/2016/5/9/chartex" xmlns:cx4="http://schemas.microsoft.com/office/drawing/2016/5/10/chartex" xmlns:cx5="http://schemas.microsoft.com/office/drawing/2016/5/11/chartex" xmlns:cx6="http://schemas.microsoft.com/office/drawing/2016/5/12/chartex" xmlns:cx7="http://schemas.microsoft.com/office/drawing/2016/5/13/chartex" xmlns:cx8="http://schemas.microsoft.com/office/drawing/2016/5/14/chartex" xmlns:mc="http://schemas.openxmlformats.org/markup-compatibility/2006" xmlns:aink="http://schemas.microsoft.com/office/drawing/2016/ink" xmlns:am3d="http://schemas.microsoft.com/office/drawing/2017/model3d" xmlns:o="urn:schemas-microsoft-com:office:office" xmlns:oel="http://schemas.microsoft.com/office/2019/extlst" xmlns:r="http://schemas.openxmlformats.org/officeDocument/2006/relationships" xmlns:m="http://schemas.openxmlformats.org/officeDocument/2006/math" xmlns:v="urn:schemas-microsoft-com:vml" xmlns:wp14="http://schemas.microsoft.com/office/word/2010/wordprocessingDrawing" xmlns:wp="http://schemas.openxmlformats.org/drawingml/2006/wordprocessingDrawing" xmlns:w10="urn:schemas-microsoft-com:office:word" xmlns:w="http://schemas.openxmlformats.org/wordprocessingml/2006/main" xmlns:w14="http://schemas.microsoft.com/office/word/2010/wordml" xmlns:w15="http://schemas.microsoft.com/office/word/2012/wordml" xmlns:w16cex="http://schemas.microsoft.com/office/word/2018/wordml/cex" xmlns:w16cid="http://schemas.microsoft.com/office/word/2016/wordml/cid" xmlns:w16="http://schemas.microsoft.com/office/word/2018/wordml" xmlns:w16du="http://schemas.microsoft.com/office/word/2023/wordml/word16du" xmlns:w16sdtdh="http://schemas.microsoft.com/office/word/2020/wordml/sdtdatahash" xmlns:w16se="http://schemas.microsoft.com/office/word/2015/wordml/symex" xmlns:wpg="http://schemas.microsoft.com/office/word/2010/wordprocessingGroup" xmlns:wpi="http://schemas.microsoft.com/office/word/2010/wordprocessingInk" xmlns:wne="http://schemas.microsoft.com/office/word/2006/wordml" xmlns:wps="http://schemas.microsoft.com/office/word/2010/wordprocessingShape" mc:Ignorable="w14 w15 w16se w16cid w16 w16cex w16sdtdh w16du wp14">
   <w:p>
     <w:pPr>
       <w:pStyle w:val="llb"/>
@@ -11567,10 +11635,7 @@
                             <w:t xml:space="preserve">Invitech </w:t>
                           </w:r>
                           <w:r>
-                            <w:t xml:space="preserve">ICT </w:t>
-                          </w:r>
-                          <w:r>
-                            <w:t>Services Kft</w:t>
+                            <w:t>ICT Services Kft</w:t>
                           </w:r>
                           <w:r>
                             <w:t xml:space="preserve">.  </w:t>
@@ -11634,7 +11699,7 @@
               <v:stroke joinstyle="miter"/>
               <v:path gradientshapeok="t" o:connecttype="rect"/>
             </v:shapetype>
-            <v:shape id="Text Box 3" o:spid="_x0000_s1038" type="#_x0000_t202" style="position:absolute;left:0;text-align:left;margin-left:36pt;margin-top:11in;width:458.3pt;height:33.9pt;z-index:-251686403;visibility:visible;mso-wrap-style:square;mso-width-percent:0;mso-height-percent:0;mso-wrap-distance-left:9pt;mso-wrap-distance-top:0;mso-wrap-distance-right:9pt;mso-wrap-distance-bottom:0;mso-position-horizontal:absolute;mso-position-horizontal-relative:page;mso-position-vertical:absolute;mso-position-vertical-relative:page;mso-width-percent:0;mso-height-percent:0;mso-width-relative:page;mso-height-relative:page;v-text-anchor:top" o:gfxdata="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" filled="f" stroked="f">
+            <v:shape id="Text Box 3" o:spid="_x0000_s1038" type="#_x0000_t202" style="position:absolute;left:0;text-align:left;margin-left:36pt;margin-top:11in;width:458.3pt;height:33.9pt;z-index:-251686403;visibility:visible;mso-wrap-style:square;mso-width-percent:0;mso-height-percent:0;mso-wrap-distance-left:9pt;mso-wrap-distance-top:0;mso-wrap-distance-right:9pt;mso-wrap-distance-bottom:0;mso-position-horizontal:absolute;mso-position-horizontal-relative:page;mso-position-vertical:absolute;mso-position-vertical-relative:page;mso-width-percent:0;mso-height-percent:0;mso-width-relative:page;mso-height-relative:page;v-text-anchor:top" o:gfxdata="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" filled="f" stroked="f">
               <v:textbox inset="0,0,0,0">
                 <w:txbxContent>
                   <w:p>
@@ -11645,10 +11710,7 @@
                       <w:t xml:space="preserve">Invitech </w:t>
                     </w:r>
                     <w:r>
-                      <w:t xml:space="preserve">ICT </w:t>
-                    </w:r>
-                    <w:r>
-                      <w:t>Services Kft</w:t>
+                      <w:t>ICT Services Kft</w:t>
                     </w:r>
                     <w:r>
                       <w:t xml:space="preserve">.  </w:t>
@@ -11752,7 +11814,7 @@
                   </a:prstGeom>
                   <a:extLst>
                     <a:ext uri="{FAA26D3D-D897-4be2-8F04-BA451C77F1D7}">
-                      <ma14:placeholderFlag xmlns="" xmlns:mo="http://schemas.microsoft.com/office/mac/office/2008/main" xmlns:mv="urn:schemas-microsoft-com:mac:vml" xmlns:o="urn:schemas-microsoft-com:office:office" xmlns:v="urn:schemas-microsoft-com:vml" xmlns:w10="urn:schemas-microsoft-com:office:word" xmlns:w="http://schemas.openxmlformats.org/wordprocessingml/2006/main" xmlns:ma14="http://schemas.microsoft.com/office/mac/drawingml/2011/main"/>
+                      <ma14:placeholderFlag xmlns:ma14="http://schemas.microsoft.com/office/mac/drawingml/2011/main" xmlns:w="http://schemas.openxmlformats.org/wordprocessingml/2006/main" xmlns:w10="urn:schemas-microsoft-com:office:word" xmlns:v="urn:schemas-microsoft-com:vml" xmlns:o="urn:schemas-microsoft-com:office:office" xmlns:mv="urn:schemas-microsoft-com:mac:vml" xmlns:mo="http://schemas.microsoft.com/office/mac/office/2008/main" xmlns=""/>
                     </a:ext>
                   </a:extLst>
                 </pic:spPr>
@@ -11773,7 +11835,7 @@
 </file>
 
 <file path=word/footnotes.xml><?xml version="1.0" encoding="utf-8"?>
-<w:footnotes xmlns:wpc="http://schemas.microsoft.com/office/word/2010/wordprocessingCanvas" xmlns:cx="http://schemas.microsoft.com/office/drawing/2014/chartex" xmlns:cx1="http://schemas.microsoft.com/office/drawing/2015/9/8/chartex" xmlns:cx2="http://schemas.microsoft.com/office/drawing/2015/10/21/chartex" xmlns:cx3="http://schemas.microsoft.com/office/drawing/2016/5/9/chartex" xmlns:cx4="http://schemas.microsoft.com/office/drawing/2016/5/10/chartex" xmlns:cx5="http://schemas.microsoft.com/office/drawing/2016/5/11/chartex" xmlns:cx6="http://schemas.microsoft.com/office/drawing/2016/5/12/chartex" xmlns:cx7="http://schemas.microsoft.com/office/drawing/2016/5/13/chartex" xmlns:cx8="http://schemas.microsoft.com/office/drawing/2016/5/14/chartex" xmlns:mc="http://schemas.openxmlformats.org/markup-compatibility/2006" xmlns:aink="http://schemas.microsoft.com/office/drawing/2016/ink" xmlns:am3d="http://schemas.microsoft.com/office/drawing/2017/model3d" xmlns:o="urn:schemas-microsoft-com:office:office" xmlns:r="http://schemas.openxmlformats.org/officeDocument/2006/relationships" xmlns:m="http://schemas.openxmlformats.org/officeDocument/2006/math" xmlns:v="urn:schemas-microsoft-com:vml" xmlns:wp14="http://schemas.microsoft.com/office/word/2010/wordprocessingDrawing" xmlns:wp="http://schemas.openxmlformats.org/drawingml/2006/wordprocessingDrawing" xmlns:w10="urn:schemas-microsoft-com:office:word" xmlns:w="http://schemas.openxmlformats.org/wordprocessingml/2006/main" xmlns:w14="http://schemas.microsoft.com/office/word/2010/wordml" xmlns:w15="http://schemas.microsoft.com/office/word/2012/wordml" xmlns:w16cex="http://schemas.microsoft.com/office/word/2018/wordml/cex" xmlns:w16cid="http://schemas.microsoft.com/office/word/2016/wordml/cid" xmlns:w16="http://schemas.microsoft.com/office/word/2018/wordml" xmlns:w16se="http://schemas.microsoft.com/office/word/2015/wordml/symex" xmlns:wpg="http://schemas.microsoft.com/office/word/2010/wordprocessingGroup" xmlns:wpi="http://schemas.microsoft.com/office/word/2010/wordprocessingInk" xmlns:wne="http://schemas.microsoft.com/office/word/2006/wordml" xmlns:wps="http://schemas.microsoft.com/office/word/2010/wordprocessingShape" mc:Ignorable="w14 w15 w16se w16cid w16 w16cex wp14">
+<w:footnotes xmlns:wpc="http://schemas.microsoft.com/office/word/2010/wordprocessingCanvas" xmlns:cx="http://schemas.microsoft.com/office/drawing/2014/chartex" xmlns:cx1="http://schemas.microsoft.com/office/drawing/2015/9/8/chartex" xmlns:cx2="http://schemas.microsoft.com/office/drawing/2015/10/21/chartex" xmlns:cx3="http://schemas.microsoft.com/office/drawing/2016/5/9/chartex" xmlns:cx4="http://schemas.microsoft.com/office/drawing/2016/5/10/chartex" xmlns:cx5="http://schemas.microsoft.com/office/drawing/2016/5/11/chartex" xmlns:cx6="http://schemas.microsoft.com/office/drawing/2016/5/12/chartex" xmlns:cx7="http://schemas.microsoft.com/office/drawing/2016/5/13/chartex" xmlns:cx8="http://schemas.microsoft.com/office/drawing/2016/5/14/chartex" xmlns:mc="http://schemas.openxmlformats.org/markup-compatibility/2006" xmlns:aink="http://schemas.microsoft.com/office/drawing/2016/ink" xmlns:am3d="http://schemas.microsoft.com/office/drawing/2017/model3d" xmlns:o="urn:schemas-microsoft-com:office:office" xmlns:oel="http://schemas.microsoft.com/office/2019/extlst" xmlns:r="http://schemas.openxmlformats.org/officeDocument/2006/relationships" xmlns:m="http://schemas.openxmlformats.org/officeDocument/2006/math" xmlns:v="urn:schemas-microsoft-com:vml" xmlns:wp14="http://schemas.microsoft.com/office/word/2010/wordprocessingDrawing" xmlns:wp="http://schemas.openxmlformats.org/drawingml/2006/wordprocessingDrawing" xmlns:w10="urn:schemas-microsoft-com:office:word" xmlns:w="http://schemas.openxmlformats.org/wordprocessingml/2006/main" xmlns:w14="http://schemas.microsoft.com/office/word/2010/wordml" xmlns:w15="http://schemas.microsoft.com/office/word/2012/wordml" xmlns:w16cex="http://schemas.microsoft.com/office/word/2018/wordml/cex" xmlns:w16cid="http://schemas.microsoft.com/office/word/2016/wordml/cid" xmlns:w16="http://schemas.microsoft.com/office/word/2018/wordml" xmlns:w16du="http://schemas.microsoft.com/office/word/2023/wordml/word16du" xmlns:w16sdtdh="http://schemas.microsoft.com/office/word/2020/wordml/sdtdatahash" xmlns:w16se="http://schemas.microsoft.com/office/word/2015/wordml/symex" xmlns:wpg="http://schemas.microsoft.com/office/word/2010/wordprocessingGroup" xmlns:wpi="http://schemas.microsoft.com/office/word/2010/wordprocessingInk" xmlns:wne="http://schemas.microsoft.com/office/word/2006/wordml" xmlns:wps="http://schemas.microsoft.com/office/word/2010/wordprocessingShape" mc:Ignorable="w14 w15 w16se w16cid w16 w16cex w16sdtdh w16du wp14">
   <w:footnote w:type="separator" w:id="-1">
     <w:p>
       <w:r>
@@ -11792,7 +11854,7 @@
 </file>
 
 <file path=word/header1.xml><?xml version="1.0" encoding="utf-8"?>
-<w:hdr xmlns:wpc="http://schemas.microsoft.com/office/word/2010/wordprocessingCanvas" xmlns:cx="http://schemas.microsoft.com/office/drawing/2014/chartex" xmlns:cx1="http://schemas.microsoft.com/office/drawing/2015/9/8/chartex" xmlns:cx2="http://schemas.microsoft.com/office/drawing/2015/10/21/chartex" xmlns:cx3="http://schemas.microsoft.com/office/drawing/2016/5/9/chartex" xmlns:cx4="http://schemas.microsoft.com/office/drawing/2016/5/10/chartex" xmlns:cx5="http://schemas.microsoft.com/office/drawing/2016/5/11/chartex" xmlns:cx6="http://schemas.microsoft.com/office/drawing/2016/5/12/chartex" xmlns:cx7="http://schemas.microsoft.com/office/drawing/2016/5/13/chartex" xmlns:cx8="http://schemas.microsoft.com/office/drawing/2016/5/14/chartex" xmlns:mc="http://schemas.openxmlformats.org/markup-compatibility/2006" xmlns:aink="http://schemas.microsoft.com/office/drawing/2016/ink" xmlns:am3d="http://schemas.microsoft.com/office/drawing/2017/model3d" xmlns:o="urn:schemas-microsoft-com:office:office" xmlns:r="http://schemas.openxmlformats.org/officeDocument/2006/relationships" xmlns:m="http://schemas.openxmlformats.org/officeDocument/2006/math" xmlns:v="urn:schemas-microsoft-com:vml" xmlns:wp14="http://schemas.microsoft.com/office/word/2010/wordprocessingDrawing" xmlns:wp="http://schemas.openxmlformats.org/drawingml/2006/wordprocessingDrawing" xmlns:w10="urn:schemas-microsoft-com:office:word" xmlns:w="http://schemas.openxmlformats.org/wordprocessingml/2006/main" xmlns:w14="http://schemas.microsoft.com/office/word/2010/wordml" xmlns:w15="http://schemas.microsoft.com/office/word/2012/wordml" xmlns:w16cex="http://schemas.microsoft.com/office/word/2018/wordml/cex" xmlns:w16cid="http://schemas.microsoft.com/office/word/2016/wordml/cid" xmlns:w16="http://schemas.microsoft.com/office/word/2018/wordml" xmlns:w16se="http://schemas.microsoft.com/office/word/2015/wordml/symex" xmlns:wpg="http://schemas.microsoft.com/office/word/2010/wordprocessingGroup" xmlns:wpi="http://schemas.microsoft.com/office/word/2010/wordprocessingInk" xmlns:wne="http://schemas.microsoft.com/office/word/2006/wordml" xmlns:wps="http://schemas.microsoft.com/office/word/2010/wordprocessingShape" mc:Ignorable="w14 w15 w16se w16cid w16 w16cex wp14">
+<w:hdr xmlns:wpc="http://schemas.microsoft.com/office/word/2010/wordprocessingCanvas" xmlns:cx="http://schemas.microsoft.com/office/drawing/2014/chartex" xmlns:cx1="http://schemas.microsoft.com/office/drawing/2015/9/8/chartex" xmlns:cx2="http://schemas.microsoft.com/office/drawing/2015/10/21/chartex" xmlns:cx3="http://schemas.microsoft.com/office/drawing/2016/5/9/chartex" xmlns:cx4="http://schemas.microsoft.com/office/drawing/2016/5/10/chartex" xmlns:cx5="http://schemas.microsoft.com/office/drawing/2016/5/11/chartex" xmlns:cx6="http://schemas.microsoft.com/office/drawing/2016/5/12/chartex" xmlns:cx7="http://schemas.microsoft.com/office/drawing/2016/5/13/chartex" xmlns:cx8="http://schemas.microsoft.com/office/drawing/2016/5/14/chartex" xmlns:mc="http://schemas.openxmlformats.org/markup-compatibility/2006" xmlns:aink="http://schemas.microsoft.com/office/drawing/2016/ink" xmlns:am3d="http://schemas.microsoft.com/office/drawing/2017/model3d" xmlns:o="urn:schemas-microsoft-com:office:office" xmlns:oel="http://schemas.microsoft.com/office/2019/extlst" xmlns:r="http://schemas.openxmlformats.org/officeDocument/2006/relationships" xmlns:m="http://schemas.openxmlformats.org/officeDocument/2006/math" xmlns:v="urn:schemas-microsoft-com:vml" xmlns:wp14="http://schemas.microsoft.com/office/word/2010/wordprocessingDrawing" xmlns:wp="http://schemas.openxmlformats.org/drawingml/2006/wordprocessingDrawing" xmlns:w10="urn:schemas-microsoft-com:office:word" xmlns:w="http://schemas.openxmlformats.org/wordprocessingml/2006/main" xmlns:w14="http://schemas.microsoft.com/office/word/2010/wordml" xmlns:w15="http://schemas.microsoft.com/office/word/2012/wordml" xmlns:w16cex="http://schemas.microsoft.com/office/word/2018/wordml/cex" xmlns:w16cid="http://schemas.microsoft.com/office/word/2016/wordml/cid" xmlns:w16="http://schemas.microsoft.com/office/word/2018/wordml" xmlns:w16du="http://schemas.microsoft.com/office/word/2023/wordml/word16du" xmlns:w16sdtdh="http://schemas.microsoft.com/office/word/2020/wordml/sdtdatahash" xmlns:w16se="http://schemas.microsoft.com/office/word/2015/wordml/symex" xmlns:wpg="http://schemas.microsoft.com/office/word/2010/wordprocessingGroup" xmlns:wpi="http://schemas.microsoft.com/office/word/2010/wordprocessingInk" xmlns:wne="http://schemas.microsoft.com/office/word/2006/wordml" xmlns:wps="http://schemas.microsoft.com/office/word/2010/wordprocessingShape" mc:Ignorable="w14 w15 w16se w16cid w16 w16cex w16sdtdh w16du wp14">
   <w:p>
     <w:r>
       <w:rPr>
@@ -11953,7 +12015,7 @@
               <v:stroke joinstyle="miter"/>
               <v:path gradientshapeok="t" o:connecttype="rect"/>
             </v:shapetype>
-            <v:shape id="Text Box 10" o:spid="_x0000_s1037" type="#_x0000_t202" style="position:absolute;left:0;text-align:left;margin-left:269.35pt;margin-top:19.35pt;width:235.45pt;height:34.85pt;z-index:-251639808;visibility:visible;mso-wrap-style:square;mso-width-percent:0;mso-height-percent:0;mso-wrap-distance-left:9pt;mso-wrap-distance-top:0;mso-wrap-distance-right:9pt;mso-wrap-distance-bottom:0;mso-position-horizontal:absolute;mso-position-horizontal-relative:page;mso-position-vertical:absolute;mso-position-vertical-relative:page;mso-width-percent:0;mso-height-percent:0;mso-width-relative:page;mso-height-relative:page;v-text-anchor:top" o:gfxdata="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" filled="f" stroked="f">
+            <v:shape id="Text Box 10" o:spid="_x0000_s1037" type="#_x0000_t202" style="position:absolute;left:0;text-align:left;margin-left:269.35pt;margin-top:19.35pt;width:235.45pt;height:34.85pt;z-index:-251639808;visibility:visible;mso-wrap-style:square;mso-width-percent:0;mso-height-percent:0;mso-wrap-distance-left:9pt;mso-wrap-distance-top:0;mso-wrap-distance-right:9pt;mso-wrap-distance-bottom:0;mso-position-horizontal:absolute;mso-position-horizontal-relative:page;mso-position-vertical:absolute;mso-position-vertical-relative:page;mso-width-percent:0;mso-height-percent:0;mso-width-relative:page;mso-height-relative:page;v-text-anchor:top" o:gfxdata="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" filled="f" stroked="f">
               <v:textbox inset="0,0,0,0">
                 <w:txbxContent>
                   <w:p>
@@ -11985,7 +12047,7 @@
 </file>
 
 <file path=word/header2.xml><?xml version="1.0" encoding="utf-8"?>
-<w:hdr xmlns:wpc="http://schemas.microsoft.com/office/word/2010/wordprocessingCanvas" xmlns:cx="http://schemas.microsoft.com/office/drawing/2014/chartex" xmlns:cx1="http://schemas.microsoft.com/office/drawing/2015/9/8/chartex" xmlns:cx2="http://schemas.microsoft.com/office/drawing/2015/10/21/chartex" xmlns:cx3="http://schemas.microsoft.com/office/drawing/2016/5/9/chartex" xmlns:cx4="http://schemas.microsoft.com/office/drawing/2016/5/10/chartex" xmlns:cx5="http://schemas.microsoft.com/office/drawing/2016/5/11/chartex" xmlns:cx6="http://schemas.microsoft.com/office/drawing/2016/5/12/chartex" xmlns:cx7="http://schemas.microsoft.com/office/drawing/2016/5/13/chartex" xmlns:cx8="http://schemas.microsoft.com/office/drawing/2016/5/14/chartex" xmlns:mc="http://schemas.openxmlformats.org/markup-compatibility/2006" xmlns:aink="http://schemas.microsoft.com/office/drawing/2016/ink" xmlns:am3d="http://schemas.microsoft.com/office/drawing/2017/model3d" xmlns:o="urn:schemas-microsoft-com:office:office" xmlns:r="http://schemas.openxmlformats.org/officeDocument/2006/relationships" xmlns:m="http://schemas.openxmlformats.org/officeDocument/2006/math" xmlns:v="urn:schemas-microsoft-com:vml" xmlns:wp14="http://schemas.microsoft.com/office/word/2010/wordprocessingDrawing" xmlns:wp="http://schemas.openxmlformats.org/drawingml/2006/wordprocessingDrawing" xmlns:w10="urn:schemas-microsoft-com:office:word" xmlns:w="http://schemas.openxmlformats.org/wordprocessingml/2006/main" xmlns:w14="http://schemas.microsoft.com/office/word/2010/wordml" xmlns:w15="http://schemas.microsoft.com/office/word/2012/wordml" xmlns:w16cex="http://schemas.microsoft.com/office/word/2018/wordml/cex" xmlns:w16cid="http://schemas.microsoft.com/office/word/2016/wordml/cid" xmlns:w16="http://schemas.microsoft.com/office/word/2018/wordml" xmlns:w16se="http://schemas.microsoft.com/office/word/2015/wordml/symex" xmlns:wpg="http://schemas.microsoft.com/office/word/2010/wordprocessingGroup" xmlns:wpi="http://schemas.microsoft.com/office/word/2010/wordprocessingInk" xmlns:wne="http://schemas.microsoft.com/office/word/2006/wordml" xmlns:wps="http://schemas.microsoft.com/office/word/2010/wordprocessingShape" mc:Ignorable="w14 w15 w16se w16cid w16 w16cex wp14">
+<w:hdr xmlns:wpc="http://schemas.microsoft.com/office/word/2010/wordprocessingCanvas" xmlns:cx="http://schemas.microsoft.com/office/drawing/2014/chartex" xmlns:cx1="http://schemas.microsoft.com/office/drawing/2015/9/8/chartex" xmlns:cx2="http://schemas.microsoft.com/office/drawing/2015/10/21/chartex" xmlns:cx3="http://schemas.microsoft.com/office/drawing/2016/5/9/chartex" xmlns:cx4="http://schemas.microsoft.com/office/drawing/2016/5/10/chartex" xmlns:cx5="http://schemas.microsoft.com/office/drawing/2016/5/11/chartex" xmlns:cx6="http://schemas.microsoft.com/office/drawing/2016/5/12/chartex" xmlns:cx7="http://schemas.microsoft.com/office/drawing/2016/5/13/chartex" xmlns:cx8="http://schemas.microsoft.com/office/drawing/2016/5/14/chartex" xmlns:mc="http://schemas.openxmlformats.org/markup-compatibility/2006" xmlns:aink="http://schemas.microsoft.com/office/drawing/2016/ink" xmlns:am3d="http://schemas.microsoft.com/office/drawing/2017/model3d" xmlns:o="urn:schemas-microsoft-com:office:office" xmlns:oel="http://schemas.microsoft.com/office/2019/extlst" xmlns:r="http://schemas.openxmlformats.org/officeDocument/2006/relationships" xmlns:m="http://schemas.openxmlformats.org/officeDocument/2006/math" xmlns:v="urn:schemas-microsoft-com:vml" xmlns:wp14="http://schemas.microsoft.com/office/word/2010/wordprocessingDrawing" xmlns:wp="http://schemas.openxmlformats.org/drawingml/2006/wordprocessingDrawing" xmlns:w10="urn:schemas-microsoft-com:office:word" xmlns:w="http://schemas.openxmlformats.org/wordprocessingml/2006/main" xmlns:w14="http://schemas.microsoft.com/office/word/2010/wordml" xmlns:w15="http://schemas.microsoft.com/office/word/2012/wordml" xmlns:w16cex="http://schemas.microsoft.com/office/word/2018/wordml/cex" xmlns:w16cid="http://schemas.microsoft.com/office/word/2016/wordml/cid" xmlns:w16="http://schemas.microsoft.com/office/word/2018/wordml" xmlns:w16du="http://schemas.microsoft.com/office/word/2023/wordml/word16du" xmlns:w16sdtdh="http://schemas.microsoft.com/office/word/2020/wordml/sdtdatahash" xmlns:w16se="http://schemas.microsoft.com/office/word/2015/wordml/symex" xmlns:wpg="http://schemas.microsoft.com/office/word/2010/wordprocessingGroup" xmlns:wpi="http://schemas.microsoft.com/office/word/2010/wordprocessingInk" xmlns:wne="http://schemas.microsoft.com/office/word/2006/wordml" xmlns:wps="http://schemas.microsoft.com/office/word/2010/wordprocessingShape" mc:Ignorable="w14 w15 w16se w16cid w16 w16cex w16sdtdh w16du wp14">
   <w:p>
     <w:pPr>
       <w:pStyle w:val="lfej"/>
@@ -12099,7 +12161,7 @@
                   </a:prstGeom>
                   <a:extLst>
                     <a:ext uri="{FAA26D3D-D897-4be2-8F04-BA451C77F1D7}">
-                      <ma14:placeholderFlag xmlns="" xmlns:mo="http://schemas.microsoft.com/office/mac/office/2008/main" xmlns:mv="urn:schemas-microsoft-com:mac:vml" xmlns:o="urn:schemas-microsoft-com:office:office" xmlns:v="urn:schemas-microsoft-com:vml" xmlns:w10="urn:schemas-microsoft-com:office:word" xmlns:w="http://schemas.openxmlformats.org/wordprocessingml/2006/main" xmlns:ma14="http://schemas.microsoft.com/office/mac/drawingml/2011/main"/>
+                      <ma14:placeholderFlag xmlns:ma14="http://schemas.microsoft.com/office/mac/drawingml/2011/main" xmlns:w="http://schemas.openxmlformats.org/wordprocessingml/2006/main" xmlns:w10="urn:schemas-microsoft-com:office:word" xmlns:v="urn:schemas-microsoft-com:vml" xmlns:o="urn:schemas-microsoft-com:office:office" xmlns:mv="urn:schemas-microsoft-com:mac:vml" xmlns:mo="http://schemas.microsoft.com/office/mac/office/2008/main" xmlns=""/>
                     </a:ext>
                   </a:extLst>
                 </pic:spPr>
@@ -12165,7 +12227,7 @@
                   </a:prstGeom>
                   <a:extLst>
                     <a:ext uri="{FAA26D3D-D897-4be2-8F04-BA451C77F1D7}">
-                      <ma14:placeholderFlag xmlns="" xmlns:mo="http://schemas.microsoft.com/office/mac/office/2008/main" xmlns:mv="urn:schemas-microsoft-com:mac:vml" xmlns:o="urn:schemas-microsoft-com:office:office" xmlns:v="urn:schemas-microsoft-com:vml" xmlns:w10="urn:schemas-microsoft-com:office:word" xmlns:w="http://schemas.openxmlformats.org/wordprocessingml/2006/main" xmlns:ma14="http://schemas.microsoft.com/office/mac/drawingml/2011/main"/>
+                      <ma14:placeholderFlag xmlns:ma14="http://schemas.microsoft.com/office/mac/drawingml/2011/main" xmlns:w="http://schemas.openxmlformats.org/wordprocessingml/2006/main" xmlns:w10="urn:schemas-microsoft-com:office:word" xmlns:v="urn:schemas-microsoft-com:vml" xmlns:o="urn:schemas-microsoft-com:office:office" xmlns:mv="urn:schemas-microsoft-com:mac:vml" xmlns:mo="http://schemas.microsoft.com/office/mac/office/2008/main" xmlns=""/>
                     </a:ext>
                   </a:extLst>
                 </pic:spPr>
@@ -12186,7 +12248,7 @@
 </file>
 
 <file path=word/numbering.xml><?xml version="1.0" encoding="utf-8"?>
-<w:numbering xmlns:wpc="http://schemas.microsoft.com/office/word/2010/wordprocessingCanvas" xmlns:cx="http://schemas.microsoft.com/office/drawing/2014/chartex" xmlns:cx1="http://schemas.microsoft.com/office/drawing/2015/9/8/chartex" xmlns:cx2="http://schemas.microsoft.com/office/drawing/2015/10/21/chartex" xmlns:cx3="http://schemas.microsoft.com/office/drawing/2016/5/9/chartex" xmlns:cx4="http://schemas.microsoft.com/office/drawing/2016/5/10/chartex" xmlns:cx5="http://schemas.microsoft.com/office/drawing/2016/5/11/chartex" xmlns:cx6="http://schemas.microsoft.com/office/drawing/2016/5/12/chartex" xmlns:cx7="http://schemas.microsoft.com/office/drawing/2016/5/13/chartex" xmlns:cx8="http://schemas.microsoft.com/office/drawing/2016/5/14/chartex" xmlns:mc="http://schemas.openxmlformats.org/markup-compatibility/2006" xmlns:aink="http://schemas.microsoft.com/office/drawing/2016/ink" xmlns:am3d="http://schemas.microsoft.com/office/drawing/2017/model3d" xmlns:o="urn:schemas-microsoft-com:office:office" xmlns:r="http://schemas.openxmlformats.org/officeDocument/2006/relationships" xmlns:m="http://schemas.openxmlformats.org/officeDocument/2006/math" xmlns:v="urn:schemas-microsoft-com:vml" xmlns:wp14="http://schemas.microsoft.com/office/word/2010/wordprocessingDrawing" xmlns:wp="http://schemas.openxmlformats.org/drawingml/2006/wordprocessingDrawing" xmlns:w10="urn:schemas-microsoft-com:office:word" xmlns:w="http://schemas.openxmlformats.org/wordprocessingml/2006/main" xmlns:w14="http://schemas.microsoft.com/office/word/2010/wordml" xmlns:w15="http://schemas.microsoft.com/office/word/2012/wordml" xmlns:w16cex="http://schemas.microsoft.com/office/word/2018/wordml/cex" xmlns:w16cid="http://schemas.microsoft.com/office/word/2016/wordml/cid" xmlns:w16="http://schemas.microsoft.com/office/word/2018/wordml" xmlns:w16se="http://schemas.microsoft.com/office/word/2015/wordml/symex" xmlns:wpg="http://schemas.microsoft.com/office/word/2010/wordprocessingGroup" xmlns:wpi="http://schemas.microsoft.com/office/word/2010/wordprocessingInk" xmlns:wne="http://schemas.microsoft.com/office/word/2006/wordml" xmlns:wps="http://schemas.microsoft.com/office/word/2010/wordprocessingShape" mc:Ignorable="w14 w15 w16se w16cid w16 w16cex wp14">
+<w:numbering xmlns:wpc="http://schemas.microsoft.com/office/word/2010/wordprocessingCanvas" xmlns:cx="http://schemas.microsoft.com/office/drawing/2014/chartex" xmlns:cx1="http://schemas.microsoft.com/office/drawing/2015/9/8/chartex" xmlns:cx2="http://schemas.microsoft.com/office/drawing/2015/10/21/chartex" xmlns:cx3="http://schemas.microsoft.com/office/drawing/2016/5/9/chartex" xmlns:cx4="http://schemas.microsoft.com/office/drawing/2016/5/10/chartex" xmlns:cx5="http://schemas.microsoft.com/office/drawing/2016/5/11/chartex" xmlns:cx6="http://schemas.microsoft.com/office/drawing/2016/5/12/chartex" xmlns:cx7="http://schemas.microsoft.com/office/drawing/2016/5/13/chartex" xmlns:cx8="http://schemas.microsoft.com/office/drawing/2016/5/14/chartex" xmlns:mc="http://schemas.openxmlformats.org/markup-compatibility/2006" xmlns:aink="http://schemas.microsoft.com/office/drawing/2016/ink" xmlns:am3d="http://schemas.microsoft.com/office/drawing/2017/model3d" xmlns:o="urn:schemas-microsoft-com:office:office" xmlns:oel="http://schemas.microsoft.com/office/2019/extlst" xmlns:r="http://schemas.openxmlformats.org/officeDocument/2006/relationships" xmlns:m="http://schemas.openxmlformats.org/officeDocument/2006/math" xmlns:v="urn:schemas-microsoft-com:vml" xmlns:wp14="http://schemas.microsoft.com/office/word/2010/wordprocessingDrawing" xmlns:wp="http://schemas.openxmlformats.org/drawingml/2006/wordprocessingDrawing" xmlns:w10="urn:schemas-microsoft-com:office:word" xmlns:w="http://schemas.openxmlformats.org/wordprocessingml/2006/main" xmlns:w14="http://schemas.microsoft.com/office/word/2010/wordml" xmlns:w15="http://schemas.microsoft.com/office/word/2012/wordml" xmlns:w16cex="http://schemas.microsoft.com/office/word/2018/wordml/cex" xmlns:w16cid="http://schemas.microsoft.com/office/word/2016/wordml/cid" xmlns:w16="http://schemas.microsoft.com/office/word/2018/wordml" xmlns:w16du="http://schemas.microsoft.com/office/word/2023/wordml/word16du" xmlns:w16sdtdh="http://schemas.microsoft.com/office/word/2020/wordml/sdtdatahash" xmlns:w16se="http://schemas.microsoft.com/office/word/2015/wordml/symex" xmlns:wpg="http://schemas.microsoft.com/office/word/2010/wordprocessingGroup" xmlns:wpi="http://schemas.microsoft.com/office/word/2010/wordprocessingInk" xmlns:wne="http://schemas.microsoft.com/office/word/2006/wordml" xmlns:wps="http://schemas.microsoft.com/office/word/2010/wordprocessingShape" mc:Ignorable="w14 w15 w16se w16cid w16 w16cex w16sdtdh w16du wp14">
   <w:abstractNum w:abstractNumId="0" w15:restartNumberingAfterBreak="0">
     <w:nsid w:val="FFFFFF1D"/>
     <w:multiLevelType w:val="multilevel"/>
@@ -15959,49 +16021,49 @@
       </w:rPr>
     </w:lvl>
   </w:abstractNum>
-  <w:num w:numId="1">
+  <w:num w:numId="1" w16cid:durableId="1621716610">
     <w:abstractNumId w:val="30"/>
   </w:num>
-  <w:num w:numId="2">
+  <w:num w:numId="2" w16cid:durableId="1251088388">
     <w:abstractNumId w:val="8"/>
   </w:num>
-  <w:num w:numId="3">
+  <w:num w:numId="3" w16cid:durableId="175074801">
     <w:abstractNumId w:val="4"/>
   </w:num>
-  <w:num w:numId="4">
+  <w:num w:numId="4" w16cid:durableId="545259683">
     <w:abstractNumId w:val="3"/>
   </w:num>
-  <w:num w:numId="5">
+  <w:num w:numId="5" w16cid:durableId="155072652">
     <w:abstractNumId w:val="6"/>
   </w:num>
-  <w:num w:numId="6">
+  <w:num w:numId="6" w16cid:durableId="1006633156">
     <w:abstractNumId w:val="33"/>
   </w:num>
-  <w:num w:numId="7">
+  <w:num w:numId="7" w16cid:durableId="304817766">
     <w:abstractNumId w:val="25"/>
   </w:num>
-  <w:num w:numId="8">
+  <w:num w:numId="8" w16cid:durableId="109857527">
     <w:abstractNumId w:val="13"/>
   </w:num>
-  <w:num w:numId="9">
+  <w:num w:numId="9" w16cid:durableId="42992760">
     <w:abstractNumId w:val="16"/>
   </w:num>
-  <w:num w:numId="10">
+  <w:num w:numId="10" w16cid:durableId="815995769">
     <w:abstractNumId w:val="22"/>
   </w:num>
-  <w:num w:numId="11">
+  <w:num w:numId="11" w16cid:durableId="113717856">
     <w:abstractNumId w:val="36"/>
   </w:num>
-  <w:num w:numId="12">
+  <w:num w:numId="12" w16cid:durableId="2137676489">
     <w:abstractNumId w:val="11"/>
   </w:num>
-  <w:num w:numId="13">
+  <w:num w:numId="13" w16cid:durableId="1627203169">
     <w:abstractNumId w:val="15"/>
   </w:num>
-  <w:num w:numId="14">
+  <w:num w:numId="14" w16cid:durableId="671032884">
     <w:abstractNumId w:val="10"/>
   </w:num>
-  <w:num w:numId="15">
+  <w:num w:numId="15" w16cid:durableId="813376100">
     <w:abstractNumId w:val="32"/>
     <w:lvlOverride w:ilvl="0">
       <w:lvl w:ilvl="0">
@@ -16338,61 +16400,61 @@
       </w:lvl>
     </w:lvlOverride>
   </w:num>
-  <w:num w:numId="16">
+  <w:num w:numId="16" w16cid:durableId="839007273">
     <w:abstractNumId w:val="19"/>
   </w:num>
-  <w:num w:numId="17">
+  <w:num w:numId="17" w16cid:durableId="1171794667">
     <w:abstractNumId w:val="26"/>
   </w:num>
-  <w:num w:numId="18">
+  <w:num w:numId="18" w16cid:durableId="303120100">
     <w:abstractNumId w:val="0"/>
   </w:num>
-  <w:num w:numId="19">
+  <w:num w:numId="19" w16cid:durableId="88086929">
     <w:abstractNumId w:val="1"/>
   </w:num>
-  <w:num w:numId="20">
+  <w:num w:numId="20" w16cid:durableId="1683311861">
     <w:abstractNumId w:val="2"/>
   </w:num>
-  <w:num w:numId="21">
+  <w:num w:numId="21" w16cid:durableId="794637613">
     <w:abstractNumId w:val="5"/>
   </w:num>
-  <w:num w:numId="22">
+  <w:num w:numId="22" w16cid:durableId="251790480">
     <w:abstractNumId w:val="7"/>
   </w:num>
-  <w:num w:numId="23">
+  <w:num w:numId="23" w16cid:durableId="868958515">
     <w:abstractNumId w:val="9"/>
   </w:num>
-  <w:num w:numId="24">
+  <w:num w:numId="24" w16cid:durableId="1953825243">
     <w:abstractNumId w:val="20"/>
   </w:num>
-  <w:num w:numId="25">
+  <w:num w:numId="25" w16cid:durableId="936597704">
     <w:abstractNumId w:val="27"/>
   </w:num>
-  <w:num w:numId="26">
+  <w:num w:numId="26" w16cid:durableId="341858185">
     <w:abstractNumId w:val="29"/>
   </w:num>
-  <w:num w:numId="27">
+  <w:num w:numId="27" w16cid:durableId="239020051">
     <w:abstractNumId w:val="14"/>
   </w:num>
-  <w:num w:numId="28">
+  <w:num w:numId="28" w16cid:durableId="1771705755">
     <w:abstractNumId w:val="31"/>
   </w:num>
-  <w:num w:numId="29">
+  <w:num w:numId="29" w16cid:durableId="1938249158">
     <w:abstractNumId w:val="17"/>
   </w:num>
-  <w:num w:numId="30">
+  <w:num w:numId="30" w16cid:durableId="915896525">
     <w:abstractNumId w:val="28"/>
   </w:num>
-  <w:num w:numId="31">
+  <w:num w:numId="31" w16cid:durableId="85198207">
     <w:abstractNumId w:val="35"/>
   </w:num>
-  <w:num w:numId="32">
+  <w:num w:numId="32" w16cid:durableId="1996907108">
     <w:abstractNumId w:val="23"/>
   </w:num>
-  <w:num w:numId="33">
+  <w:num w:numId="33" w16cid:durableId="1055740531">
     <w:abstractNumId w:val="24"/>
   </w:num>
-  <w:num w:numId="34">
+  <w:num w:numId="34" w16cid:durableId="2020767628">
     <w:abstractNumId w:val="30"/>
     <w:lvlOverride w:ilvl="0">
       <w:startOverride w:val="1"/>
@@ -16422,19 +16484,19 @@
       <w:startOverride w:val="1"/>
     </w:lvlOverride>
   </w:num>
-  <w:num w:numId="35">
+  <w:num w:numId="35" w16cid:durableId="1216235689">
     <w:abstractNumId w:val="13"/>
   </w:num>
-  <w:num w:numId="36">
+  <w:num w:numId="36" w16cid:durableId="46032995">
     <w:abstractNumId w:val="34"/>
   </w:num>
-  <w:num w:numId="37">
+  <w:num w:numId="37" w16cid:durableId="563955176">
     <w:abstractNumId w:val="21"/>
   </w:num>
-  <w:num w:numId="38">
+  <w:num w:numId="38" w16cid:durableId="1015886278">
     <w:abstractNumId w:val="12"/>
   </w:num>
-  <w:num w:numId="39">
+  <w:num w:numId="39" w16cid:durableId="764574117">
     <w:abstractNumId w:val="18"/>
   </w:num>
   <w:numIdMacAtCleanup w:val="17"/>
@@ -16442,7 +16504,7 @@
 </file>
 
 <file path=word/styles.xml><?xml version="1.0" encoding="utf-8"?>
-<w:styles xmlns:mc="http://schemas.openxmlformats.org/markup-compatibility/2006" xmlns:r="http://schemas.openxmlformats.org/officeDocument/2006/relationships" xmlns:w="http://schemas.openxmlformats.org/wordprocessingml/2006/main" xmlns:w14="http://schemas.microsoft.com/office/word/2010/wordml" xmlns:w15="http://schemas.microsoft.com/office/word/2012/wordml" xmlns:w16cex="http://schemas.microsoft.com/office/word/2018/wordml/cex" xmlns:w16cid="http://schemas.microsoft.com/office/word/2016/wordml/cid" xmlns:w16="http://schemas.microsoft.com/office/word/2018/wordml" xmlns:w16se="http://schemas.microsoft.com/office/word/2015/wordml/symex" mc:Ignorable="w14 w15 w16se w16cid w16 w16cex">
+<w:styles xmlns:mc="http://schemas.openxmlformats.org/markup-compatibility/2006" xmlns:r="http://schemas.openxmlformats.org/officeDocument/2006/relationships" xmlns:w="http://schemas.openxmlformats.org/wordprocessingml/2006/main" xmlns:w14="http://schemas.microsoft.com/office/word/2010/wordml" xmlns:w15="http://schemas.microsoft.com/office/word/2012/wordml" xmlns:w16cex="http://schemas.microsoft.com/office/word/2018/wordml/cex" xmlns:w16cid="http://schemas.microsoft.com/office/word/2016/wordml/cid" xmlns:w16="http://schemas.microsoft.com/office/word/2018/wordml" xmlns:w16du="http://schemas.microsoft.com/office/word/2023/wordml/word16du" xmlns:w16sdtdh="http://schemas.microsoft.com/office/word/2020/wordml/sdtdatahash" xmlns:w16se="http://schemas.microsoft.com/office/word/2015/wordml/symex" mc:Ignorable="w14 w15 w16se w16cid w16 w16cex w16sdtdh w16du">
   <w:docDefaults>
     <w:rPrDefault>
       <w:rPr>
@@ -20245,6 +20307,21 @@
 </file>
 
 <file path=customXml/item2.xml><?xml version="1.0" encoding="utf-8"?>
+<b:Sources xmlns:b="http://schemas.openxmlformats.org/officeDocument/2006/bibliography" xmlns="http://schemas.openxmlformats.org/officeDocument/2006/bibliography" SelectedStyle="/APA.XSL" StyleName="APA"/>
+</file>
+
+<file path=customXml/item3.xml><?xml version="1.0" encoding="utf-8"?>
+<p:properties xmlns:p="http://schemas.microsoft.com/office/2006/metadata/properties" xmlns:xsi="http://www.w3.org/2001/XMLSchema-instance" xmlns:pc="http://schemas.microsoft.com/office/infopath/2007/PartnerControls">
+  <documentManagement>
+    <TaxCatchAll xmlns="8fe6544b-e697-49f6-b041-7853cbff0fef" xsi:nil="true"/>
+    <lcf76f155ced4ddcb4097134ff3c332f xmlns="55f85eae-ec79-404b-be1a-46440fe93caf">
+      <Terms xmlns="http://schemas.microsoft.com/office/infopath/2007/PartnerControls"/>
+    </lcf76f155ced4ddcb4097134ff3c332f>
+  </documentManagement>
+</p:properties>
+</file>
+
+<file path=customXml/item4.xml><?xml version="1.0" encoding="utf-8"?>
 <ct:contentTypeSchema xmlns:ct="http://schemas.microsoft.com/office/2006/metadata/contentType" xmlns:ma="http://schemas.microsoft.com/office/2006/metadata/properties/metaAttributes" ct:_="" ma:_="" ma:contentTypeName="Document" ma:contentTypeID="0x010100ECAEF993DDB83F4DACD781E370FECEAB" ma:contentTypeVersion="17" ma:contentTypeDescription="Create a new document." ma:contentTypeScope="" ma:versionID="f3532ff7feaab1789bbec25376cdbe12">
   <xsd:schema xmlns:xsd="http://www.w3.org/2001/XMLSchema" xmlns:xs="http://www.w3.org/2001/XMLSchema" xmlns:p="http://schemas.microsoft.com/office/2006/metadata/properties" xmlns:ns2="55f85eae-ec79-404b-be1a-46440fe93caf" xmlns:ns3="baf41acf-8066-4d92-badd-7358dec25c65" xmlns:ns4="8fe6544b-e697-49f6-b041-7853cbff0fef" targetNamespace="http://schemas.microsoft.com/office/2006/metadata/properties" ma:root="true" ma:fieldsID="e87edbac678101018fca016d8e9f2873" ns2:_="" ns3:_="" ns4:_="">
     <xsd:import namespace="55f85eae-ec79-404b-be1a-46440fe93caf"/>
@@ -20498,21 +20575,6 @@
 </ct:contentTypeSchema>
 </file>
 
-<file path=customXml/item3.xml><?xml version="1.0" encoding="utf-8"?>
-<p:properties xmlns:p="http://schemas.microsoft.com/office/2006/metadata/properties" xmlns:xsi="http://www.w3.org/2001/XMLSchema-instance" xmlns:pc="http://schemas.microsoft.com/office/infopath/2007/PartnerControls">
-  <documentManagement>
-    <TaxCatchAll xmlns="8fe6544b-e697-49f6-b041-7853cbff0fef" xsi:nil="true"/>
-    <lcf76f155ced4ddcb4097134ff3c332f xmlns="55f85eae-ec79-404b-be1a-46440fe93caf">
-      <Terms xmlns="http://schemas.microsoft.com/office/infopath/2007/PartnerControls"/>
-    </lcf76f155ced4ddcb4097134ff3c332f>
-  </documentManagement>
-</p:properties>
-</file>
-
-<file path=customXml/item4.xml><?xml version="1.0" encoding="utf-8"?>
-<b:Sources xmlns:b="http://schemas.openxmlformats.org/officeDocument/2006/bibliography" xmlns="http://schemas.openxmlformats.org/officeDocument/2006/bibliography" SelectedStyle="/APA.XSL" StyleName="APA"/>
-</file>
-
 <file path=customXml/itemProps1.xml><?xml version="1.0" encoding="utf-8"?>
 <ds:datastoreItem xmlns:ds="http://schemas.openxmlformats.org/officeDocument/2006/customXml" ds:itemID="{A04E7392-4A54-4BF8-8D3D-4EE68C9FF8A6}">
   <ds:schemaRefs>
@@ -20522,7 +20584,11 @@
 </file>
 
 <file path=customXml/itemProps2.xml><?xml version="1.0" encoding="utf-8"?>
-<ds:datastoreItem xmlns:ds="http://schemas.openxmlformats.org/officeDocument/2006/customXml" ds:itemID="{03A3DEE7-35FE-400C-9448-BF5B56F1D096}"/>
+<ds:datastoreItem xmlns:ds="http://schemas.openxmlformats.org/officeDocument/2006/customXml" ds:itemID="{6BD7B2C2-B1F0-41E8-AE9C-013110543D4C}">
+  <ds:schemaRefs>
+    <ds:schemaRef ds:uri="http://schemas.openxmlformats.org/officeDocument/2006/bibliography"/>
+  </ds:schemaRefs>
+</ds:datastoreItem>
 </file>
 
 <file path=customXml/itemProps3.xml><?xml version="1.0" encoding="utf-8"?>
@@ -20530,15 +20596,28 @@
   <ds:schemaRefs>
     <ds:schemaRef ds:uri="http://schemas.microsoft.com/office/2006/metadata/properties"/>
     <ds:schemaRef ds:uri="http://schemas.microsoft.com/office/infopath/2007/PartnerControls"/>
-    <ds:schemaRef ds:uri="396f5115-c891-4714-874a-aed89de869e4"/>
+    <ds:schemaRef ds:uri="8fe6544b-e697-49f6-b041-7853cbff0fef"/>
+    <ds:schemaRef ds:uri="55f85eae-ec79-404b-be1a-46440fe93caf"/>
   </ds:schemaRefs>
 </ds:datastoreItem>
 </file>
 
 <file path=customXml/itemProps4.xml><?xml version="1.0" encoding="utf-8"?>
-<ds:datastoreItem xmlns:ds="http://schemas.openxmlformats.org/officeDocument/2006/customXml" ds:itemID="{6BD7B2C2-B1F0-41E8-AE9C-013110543D4C}">
+<ds:datastoreItem xmlns:ds="http://schemas.openxmlformats.org/officeDocument/2006/customXml" ds:itemID="{03A3DEE7-35FE-400C-9448-BF5B56F1D096}">
   <ds:schemaRefs>
-    <ds:schemaRef ds:uri="http://schemas.openxmlformats.org/officeDocument/2006/bibliography"/>
+    <ds:schemaRef ds:uri="http://schemas.microsoft.com/office/2006/metadata/contentType"/>
+    <ds:schemaRef ds:uri="http://schemas.microsoft.com/office/2006/metadata/properties/metaAttributes"/>
+    <ds:schemaRef ds:uri="http://www.w3.org/2001/XMLSchema"/>
+    <ds:schemaRef ds:uri="http://schemas.microsoft.com/office/2006/metadata/properties"/>
+    <ds:schemaRef ds:uri="55f85eae-ec79-404b-be1a-46440fe93caf"/>
+    <ds:schemaRef ds:uri="baf41acf-8066-4d92-badd-7358dec25c65"/>
+    <ds:schemaRef ds:uri="8fe6544b-e697-49f6-b041-7853cbff0fef"/>
+    <ds:schemaRef ds:uri="http://schemas.microsoft.com/office/2006/documentManagement/types"/>
+    <ds:schemaRef ds:uri="http://schemas.microsoft.com/office/infopath/2007/PartnerControls"/>
+    <ds:schemaRef ds:uri="http://schemas.openxmlformats.org/package/2006/metadata/core-properties"/>
+    <ds:schemaRef ds:uri="http://purl.org/dc/elements/1.1/"/>
+    <ds:schemaRef ds:uri="http://purl.org/dc/terms/"/>
+    <ds:schemaRef ds:uri="http://schemas.microsoft.com/internal/obd"/>
   </ds:schemaRefs>
 </ds:datastoreItem>
 </file>